--- a/public/guide/Socius-Beginners-Guide.docx
+++ b/public/guide/Socius-Beginners-Guide.docx
@@ -64,7 +64,7 @@
         </w:rPr>
         <w:t xml:space="preserve">Web version of this guide: </w:t>
       </w:r>
-      <w:hyperlink w:history="1" r:id="rIdg-u8xzrcyes1qr5zuarnd">
+      <w:hyperlink w:history="1" r:id="rIdwovdmhdm3o3hk7ndzslan">
         <w:r>
           <w:rPr>
             <w:rStyle w:val="Hyperlink"/>
@@ -84,7 +84,7 @@
         </w:rPr>
         <w:t xml:space="preserve">Socius: </w:t>
       </w:r>
-      <w:hyperlink w:history="1" r:id="rIdporpsgo98mjkxzcx_xmmd">
+      <w:hyperlink w:history="1" r:id="rIdzllgzepocwkdumnjtdpdb">
         <w:r>
           <w:rPr>
             <w:rStyle w:val="Hyperlink"/>
@@ -954,7 +954,7 @@
               </w:rPr>
               <w:t xml:space="default">The Responses view</w:t>
               <w:tab/>
-              <w:t xml:space="default">30</w:t>
+              <w:t xml:space="default">31</w:t>
             </w:r>
           </w:hyperlink>
         </w:p>
@@ -973,7 +973,7 @@
               </w:rPr>
               <w:t xml:space="default">Build a codebook</w:t>
               <w:tab/>
-              <w:t xml:space="default">31</w:t>
+              <w:t xml:space="default">32</w:t>
             </w:r>
           </w:hyperlink>
         </w:p>
@@ -1011,7 +1011,7 @@
               </w:rPr>
               <w:t xml:space="default">Auto-code with keyword rules</w:t>
               <w:tab/>
-              <w:t xml:space="default">32</w:t>
+              <w:t xml:space="default">33</w:t>
             </w:r>
           </w:hyperlink>
         </w:p>
@@ -1686,7 +1686,7 @@
       <w:r>
         <w:t xml:space="preserve">To start, open Socius at </w:t>
       </w:r>
-      <w:hyperlink w:history="1" r:id="rId_kvbhkf7bbgyt4v9kocn_">
+      <w:hyperlink w:history="1" r:id="rIdkdwg6kgiz7g1uwgvdw9lb">
         <w:r>
           <w:rPr>
             <w:rStyle w:val="Hyperlink"/>
@@ -10651,7 +10651,17 @@
         <w:t xml:space="preserve">Export report</w:t>
       </w:r>
       <w:r>
-        <w:t xml:space="preserve"> and choose a format:</w:t>
+        <w:t xml:space="preserve"> in the Output tab, or choose </w:t>
+      </w:r>
+      <w:r>
+        <w:rPr>
+          <w:b/>
+          <w:bCs/>
+        </w:rPr>
+        <w:t xml:space="preserve">File &gt; Export output report</w:t>
+      </w:r>
+      <w:r>
+        <w:t xml:space="preserve">, and pick a format:</w:t>
       </w:r>
     </w:p>
     <w:p>
@@ -10668,7 +10678,7 @@
           <w:b/>
           <w:bCs/>
         </w:rPr>
-        <w:t xml:space="preserve">Word (.docx):</w:t>
+        <w:t xml:space="preserve">Word document (.docx):</w:t>
       </w:r>
       <w:r>
         <w:t xml:space="preserve"> APA tables and charts, ready to edit. This is the one most people want.</w:t>
@@ -10708,7 +10718,7 @@
           <w:b/>
           <w:bCs/>
         </w:rPr>
-        <w:t xml:space="preserve">Excel (.xlsx):</w:t>
+        <w:t xml:space="preserve">Excel workbook (.xlsx):</w:t>
       </w:r>
       <w:r>
         <w:t xml:space="preserve"> one sheet per table.</w:t>
@@ -10803,20 +10813,10 @@
     </w:p>
     <w:p>
       <w:pPr>
-        <w:pStyle w:val="Heading2"/>
-      </w:pPr>
-      <w:bookmarkStart w:name="start-with-the-worked-example" w:id="42"/>
-      <w:r>
-        <w:t xml:space="preserve">Start with the worked example</w:t>
-      </w:r>
-      <w:bookmarkEnd w:id="42"/>
-    </w:p>
-    <w:p>
-      <w:pPr>
         <w:spacing w:after="140"/>
       </w:pPr>
       <w:r>
-        <w:t xml:space="preserve">The quickest way to learn is the worked example. Click the </w:t>
+        <w:t xml:space="preserve">Everything for coding is in the </w:t>
       </w:r>
       <w:r>
         <w:rPr>
@@ -10826,252 +10826,38 @@
         <w:t xml:space="preserve">Text coding</w:t>
       </w:r>
       <w:r>
-        <w:t xml:space="preserve"> tab. With the sample survey open, the start screen of Text coding shows a card called </w:t>
-      </w:r>
-      <w:r>
-        <w:rPr>
-          <w:b/>
-          <w:bCs/>
-        </w:rPr>
-        <w:t xml:space="preserve">Explore a worked example</w:t>
-      </w:r>
-      <w:r>
-        <w:t xml:space="preserve">.</w:t>
-      </w:r>
-    </w:p>
-    <w:p>
-      <w:pPr>
-        <w:spacing w:after="140"/>
-      </w:pPr>
-      <w:r>
-        <w:t xml:space="preserve">Click it. Socius brings in the 630 answers to </w:t>
-      </w:r>
-      <w:r>
-        <w:rPr>
-          <w:rFonts w:ascii="Consolas" w:cs="Consolas" w:eastAsia="Consolas" w:hAnsi="Consolas"/>
-          <w:color w:val="1F3A82"/>
-          <w:sz w:val="20"/>
-          <w:szCs w:val="20"/>
-        </w:rPr>
-        <w:t xml:space="preserve">q_challenge</w:t>
-      </w:r>
-      <w:r>
-        <w:t xml:space="preserve">, adds a starter codebook of 15 codes grouped into 4 themes, and codes most answers automatically with keyword rules, so you have something to review. One click on </w:t>
-      </w:r>
-      <w:r>
-        <w:rPr>
-          <w:b/>
-          <w:bCs/>
-        </w:rPr>
-        <w:t xml:space="preserve">Undo</w:t>
-      </w:r>
-      <w:r>
-        <w:t xml:space="preserve"> in the Text coding toolbar removes the whole example again.</w:t>
-      </w:r>
-    </w:p>
-    <w:p>
-      <w:pPr>
-        <w:pStyle w:val="Heading2"/>
-      </w:pPr>
-      <w:bookmarkStart w:name="import-answers-from-a-survey-question" w:id="43"/>
-      <w:r>
-        <w:t xml:space="preserve">Import answers from a survey question</w:t>
-      </w:r>
-      <w:bookmarkEnd w:id="43"/>
-    </w:p>
-    <w:p>
-      <w:pPr>
-        <w:spacing w:after="140"/>
-      </w:pPr>
-      <w:r>
-        <w:t xml:space="preserve">For your own data, bring in the answers yourself:</w:t>
-      </w:r>
-    </w:p>
-    <w:p>
-      <w:pPr>
-        <w:pStyle w:val="ListParagraph"/>
-        <w:numPr>
-          <w:ilvl w:val="0"/>
-          <w:numId w:val="20"/>
-        </w:numPr>
-        <w:spacing w:after="60"/>
-      </w:pPr>
-      <w:r>
-        <w:t xml:space="preserve">Choose </w:t>
-      </w:r>
-      <w:r>
-        <w:rPr>
-          <w:b/>
-          <w:bCs/>
-        </w:rPr>
-        <w:t xml:space="preserve">Text coding &gt; Import open-ended answers from dataset</w:t>
-      </w:r>
-      <w:r>
-        <w:t xml:space="preserve">.</w:t>
-      </w:r>
-    </w:p>
-    <w:p>
-      <w:pPr>
-        <w:pStyle w:val="ListParagraph"/>
-        <w:numPr>
-          <w:ilvl w:val="0"/>
-          <w:numId w:val="20"/>
-        </w:numPr>
-        <w:spacing w:after="60"/>
-      </w:pPr>
-      <w:r>
-        <w:t xml:space="preserve">Under </w:t>
-      </w:r>
-      <w:r>
-        <w:rPr>
-          <w:b/>
-          <w:bCs/>
-        </w:rPr>
-        <w:t xml:space="preserve">Open-ended question (string variable)</w:t>
-      </w:r>
-      <w:r>
-        <w:t xml:space="preserve">, pick the question, for example </w:t>
-      </w:r>
-      <w:r>
-        <w:rPr>
-          <w:rFonts w:ascii="Consolas" w:cs="Consolas" w:eastAsia="Consolas" w:hAnsi="Consolas"/>
-          <w:color w:val="1F3A82"/>
-          <w:sz w:val="20"/>
-          <w:szCs w:val="20"/>
-        </w:rPr>
-        <w:t xml:space="preserve">q_challenge</w:t>
-      </w:r>
-      <w:r>
-        <w:t xml:space="preserve">.</w:t>
-      </w:r>
-    </w:p>
-    <w:p>
-      <w:pPr>
-        <w:pStyle w:val="ListParagraph"/>
-        <w:numPr>
-          <w:ilvl w:val="0"/>
-          <w:numId w:val="20"/>
-        </w:numPr>
-        <w:spacing w:after="60"/>
-      </w:pPr>
-      <w:r>
-        <w:t xml:space="preserve">Under </w:t>
-      </w:r>
-      <w:r>
-        <w:rPr>
-          <w:b/>
-          <w:bCs/>
-        </w:rPr>
-        <w:t xml:space="preserve">Name responses by (optional)</w:t>
-      </w:r>
-      <w:r>
-        <w:t xml:space="preserve">, pick an ID such as </w:t>
-      </w:r>
-      <w:r>
-        <w:rPr>
-          <w:rFonts w:ascii="Consolas" w:cs="Consolas" w:eastAsia="Consolas" w:hAnsi="Consolas"/>
-          <w:color w:val="1F3A82"/>
-          <w:sz w:val="20"/>
-          <w:szCs w:val="20"/>
-        </w:rPr>
-        <w:t xml:space="preserve">resp_id</w:t>
-      </w:r>
-      <w:r>
-        <w:t xml:space="preserve">.</w:t>
-      </w:r>
-    </w:p>
-    <w:p>
-      <w:pPr>
-        <w:pStyle w:val="ListParagraph"/>
-        <w:numPr>
-          <w:ilvl w:val="0"/>
-          <w:numId w:val="20"/>
-        </w:numPr>
-        <w:spacing w:after="60"/>
-      </w:pPr>
-      <w:r>
-        <w:t xml:space="preserve">Tick the characteristics you want to compare later, such as </w:t>
-      </w:r>
-      <w:r>
-        <w:rPr>
-          <w:rFonts w:ascii="Consolas" w:cs="Consolas" w:eastAsia="Consolas" w:hAnsi="Consolas"/>
-          <w:color w:val="1F3A82"/>
-          <w:sz w:val="20"/>
-          <w:szCs w:val="20"/>
-        </w:rPr>
-        <w:t xml:space="preserve">gender</w:t>
-      </w:r>
-      <w:r>
-        <w:t xml:space="preserve">, </w:t>
-      </w:r>
-      <w:r>
-        <w:rPr>
-          <w:rFonts w:ascii="Consolas" w:cs="Consolas" w:eastAsia="Consolas" w:hAnsi="Consolas"/>
-          <w:color w:val="1F3A82"/>
-          <w:sz w:val="20"/>
-          <w:szCs w:val="20"/>
-        </w:rPr>
-        <w:t xml:space="preserve">city</w:t>
-      </w:r>
-      <w:r>
-        <w:t xml:space="preserve">, </w:t>
-      </w:r>
-      <w:r>
-        <w:rPr>
-          <w:rFonts w:ascii="Consolas" w:cs="Consolas" w:eastAsia="Consolas" w:hAnsi="Consolas"/>
-          <w:color w:val="1F3A82"/>
-          <w:sz w:val="20"/>
-          <w:szCs w:val="20"/>
-        </w:rPr>
-        <w:t xml:space="preserve">area</w:t>
-      </w:r>
-      <w:r>
-        <w:t xml:space="preserve"> and </w:t>
-      </w:r>
-      <w:r>
-        <w:rPr>
-          <w:rFonts w:ascii="Consolas" w:cs="Consolas" w:eastAsia="Consolas" w:hAnsi="Consolas"/>
-          <w:color w:val="1F3A82"/>
-          <w:sz w:val="20"/>
-          <w:szCs w:val="20"/>
-        </w:rPr>
-        <w:t xml:space="preserve">migrant</w:t>
-      </w:r>
-      <w:r>
-        <w:t xml:space="preserve">. These travel with each answer as </w:t>
-      </w:r>
-      <w:r>
-        <w:rPr>
-          <w:i/>
-          <w:iCs/>
-        </w:rPr>
-        <w:t xml:space="preserve">attributes</w:t>
-      </w:r>
-      <w:r>
-        <w:t xml:space="preserve">.</w:t>
-      </w:r>
-    </w:p>
-    <w:p>
-      <w:pPr>
-        <w:pStyle w:val="ListParagraph"/>
-        <w:numPr>
-          <w:ilvl w:val="0"/>
-          <w:numId w:val="20"/>
-        </w:numPr>
-        <w:spacing w:after="160"/>
-      </w:pPr>
-      <w:r>
-        <w:t xml:space="preserve">Click </w:t>
-      </w:r>
-      <w:r>
-        <w:rPr>
-          <w:b/>
-          <w:bCs/>
-        </w:rPr>
-        <w:t xml:space="preserve">Import 630 answers</w:t>
-      </w:r>
-      <w:r>
-        <w:t xml:space="preserve"> (the button shows how many answers will come in).</w:t>
+        <w:t xml:space="preserve"> menu and the </w:t>
+      </w:r>
+      <w:r>
+        <w:rPr>
+          <w:b/>
+          <w:bCs/>
+        </w:rPr>
+        <w:t xml:space="preserve">Text coding</w:t>
+      </w:r>
+      <w:r>
+        <w:t xml:space="preserve"> tab. The optional AI helpers for coding are in the </w:t>
+      </w:r>
+      <w:r>
+        <w:rPr>
+          <w:b/>
+          <w:bCs/>
+        </w:rPr>
+        <w:t xml:space="preserve">AI</w:t>
+      </w:r>
+      <w:r>
+        <w:t xml:space="preserve"> menu (see </w:t>
+      </w:r>
+      <w:hyperlink w:history="1" w:anchor="ai-in-text-coding">
+        <w:r>
+          <w:rPr>
+            <w:rStyle w:val="Hyperlink"/>
+          </w:rPr>
+          <w:t xml:space="preserve">AI in Text coding</w:t>
+        </w:r>
+      </w:hyperlink>
+      <w:r>
+        <w:t xml:space="preserve">).</w:t>
       </w:r>
     </w:p>
     <w:p>
@@ -11082,9 +10868,9 @@
       <w:r>
         <w:drawing>
           <wp:inline distT="0" distB="0" distL="0" distR="0">
-            <wp:extent cx="5572125" cy="2952750"/>
+            <wp:extent cx="1209675" cy="2952750"/>
             <wp:effectExtent t="0" r="0" b="0" l="0"/>
-            <wp:docPr id="1" name="import-answers.png" descr="Importing the answers to q_challenge with four attributes." title="Importing the answers to q_challenge with four attributes."/>
+            <wp:docPr id="1" name="coding-menu.png" descr="The Text coding menu: import, code, analyse and export. The AI helpers are in the AI menu." title="The Text coding menu: import, code, analyse and export. The AI helpers are in the AI menu."/>
             <wp:cNvGraphicFramePr>
               <a:graphicFrameLocks xmlns:a="http://schemas.openxmlformats.org/drawingml/2006/main" noChangeAspect="1"/>
             </wp:cNvGraphicFramePr>
@@ -11107,7 +10893,7 @@
                   <pic:spPr bwMode="auto">
                     <a:xfrm>
                       <a:off x="0" y="0"/>
-                      <a:ext cx="5572125" cy="2952750"/>
+                      <a:ext cx="1209675" cy="2952750"/>
                     </a:xfrm>
                     <a:prstGeom prst="rect">
                       <a:avLst/>
@@ -11125,35 +10911,280 @@
         <w:pStyle w:val="Caption"/>
       </w:pPr>
       <w:r>
-        <w:t xml:space="preserve">Importing the answers to q_challenge with four attributes.</w:t>
+        <w:t xml:space="preserve">The Text coding menu: import, code, analyse and export. The AI helpers are in the AI menu.</w:t>
       </w:r>
     </w:p>
     <w:p>
       <w:pPr>
         <w:pStyle w:val="Heading2"/>
       </w:pPr>
-      <w:bookmarkStart w:name="the-responses-view" w:id="44"/>
-      <w:r>
-        <w:t xml:space="preserve">The Responses view</w:t>
-      </w:r>
-      <w:bookmarkEnd w:id="44"/>
+      <w:bookmarkStart w:name="start-with-the-worked-example" w:id="42"/>
+      <w:r>
+        <w:t xml:space="preserve">Start with the worked example</w:t>
+      </w:r>
+      <w:bookmarkEnd w:id="42"/>
     </w:p>
     <w:p>
       <w:pPr>
         <w:spacing w:after="140"/>
       </w:pPr>
       <w:r>
-        <w:t xml:space="preserve">The answers appear in the </w:t>
-      </w:r>
-      <w:r>
-        <w:rPr>
-          <w:b/>
-          <w:bCs/>
-        </w:rPr>
-        <w:t xml:space="preserve">Responses</w:t>
-      </w:r>
-      <w:r>
-        <w:t xml:space="preserve"> view of the Text coding tab.</w:t>
+        <w:t xml:space="preserve">The quickest way to learn is the worked example. Click the </w:t>
+      </w:r>
+      <w:r>
+        <w:rPr>
+          <w:b/>
+          <w:bCs/>
+        </w:rPr>
+        <w:t xml:space="preserve">Text coding</w:t>
+      </w:r>
+      <w:r>
+        <w:t xml:space="preserve"> tab. With the sample survey open, the start screen of Text coding shows a card called </w:t>
+      </w:r>
+      <w:r>
+        <w:rPr>
+          <w:b/>
+          <w:bCs/>
+        </w:rPr>
+        <w:t xml:space="preserve">Explore a worked example</w:t>
+      </w:r>
+      <w:r>
+        <w:t xml:space="preserve">.</w:t>
+      </w:r>
+    </w:p>
+    <w:p>
+      <w:pPr>
+        <w:spacing w:after="140"/>
+      </w:pPr>
+      <w:r>
+        <w:t xml:space="preserve">Click it. Socius brings in the 630 answers to </w:t>
+      </w:r>
+      <w:r>
+        <w:rPr>
+          <w:rFonts w:ascii="Consolas" w:cs="Consolas" w:eastAsia="Consolas" w:hAnsi="Consolas"/>
+          <w:color w:val="1F3A82"/>
+          <w:sz w:val="20"/>
+          <w:szCs w:val="20"/>
+        </w:rPr>
+        <w:t xml:space="preserve">q_challenge</w:t>
+      </w:r>
+      <w:r>
+        <w:t xml:space="preserve">, adds a starter codebook of 15 codes grouped into 4 themes, and codes most answers automatically with keyword rules, so you have something to review. One click on </w:t>
+      </w:r>
+      <w:r>
+        <w:rPr>
+          <w:b/>
+          <w:bCs/>
+        </w:rPr>
+        <w:t xml:space="preserve">Undo</w:t>
+      </w:r>
+      <w:r>
+        <w:t xml:space="preserve"> in the Text coding toolbar removes the whole example again.</w:t>
+      </w:r>
+    </w:p>
+    <w:p>
+      <w:pPr>
+        <w:pStyle w:val="Heading2"/>
+      </w:pPr>
+      <w:bookmarkStart w:name="import-answers-from-a-survey-question" w:id="43"/>
+      <w:r>
+        <w:t xml:space="preserve">Import answers from a survey question</w:t>
+      </w:r>
+      <w:bookmarkEnd w:id="43"/>
+    </w:p>
+    <w:p>
+      <w:pPr>
+        <w:spacing w:after="140"/>
+      </w:pPr>
+      <w:r>
+        <w:t xml:space="preserve">For your own data, bring in the answers yourself:</w:t>
+      </w:r>
+    </w:p>
+    <w:p>
+      <w:pPr>
+        <w:pStyle w:val="ListParagraph"/>
+        <w:numPr>
+          <w:ilvl w:val="0"/>
+          <w:numId w:val="20"/>
+        </w:numPr>
+        <w:spacing w:after="60"/>
+      </w:pPr>
+      <w:r>
+        <w:t xml:space="preserve">Choose </w:t>
+      </w:r>
+      <w:r>
+        <w:rPr>
+          <w:b/>
+          <w:bCs/>
+        </w:rPr>
+        <w:t xml:space="preserve">Text coding &gt; Import open-ended answers from dataset</w:t>
+      </w:r>
+      <w:r>
+        <w:t xml:space="preserve">.</w:t>
+      </w:r>
+    </w:p>
+    <w:p>
+      <w:pPr>
+        <w:pStyle w:val="ListParagraph"/>
+        <w:numPr>
+          <w:ilvl w:val="0"/>
+          <w:numId w:val="20"/>
+        </w:numPr>
+        <w:spacing w:after="60"/>
+      </w:pPr>
+      <w:r>
+        <w:t xml:space="preserve">Under </w:t>
+      </w:r>
+      <w:r>
+        <w:rPr>
+          <w:b/>
+          <w:bCs/>
+        </w:rPr>
+        <w:t xml:space="preserve">Open-ended question (string variable)</w:t>
+      </w:r>
+      <w:r>
+        <w:t xml:space="preserve">, pick the question, for example </w:t>
+      </w:r>
+      <w:r>
+        <w:rPr>
+          <w:rFonts w:ascii="Consolas" w:cs="Consolas" w:eastAsia="Consolas" w:hAnsi="Consolas"/>
+          <w:color w:val="1F3A82"/>
+          <w:sz w:val="20"/>
+          <w:szCs w:val="20"/>
+        </w:rPr>
+        <w:t xml:space="preserve">q_challenge</w:t>
+      </w:r>
+      <w:r>
+        <w:t xml:space="preserve">.</w:t>
+      </w:r>
+    </w:p>
+    <w:p>
+      <w:pPr>
+        <w:pStyle w:val="ListParagraph"/>
+        <w:numPr>
+          <w:ilvl w:val="0"/>
+          <w:numId w:val="20"/>
+        </w:numPr>
+        <w:spacing w:after="60"/>
+      </w:pPr>
+      <w:r>
+        <w:t xml:space="preserve">Under </w:t>
+      </w:r>
+      <w:r>
+        <w:rPr>
+          <w:b/>
+          <w:bCs/>
+        </w:rPr>
+        <w:t xml:space="preserve">Name responses by (optional)</w:t>
+      </w:r>
+      <w:r>
+        <w:t xml:space="preserve">, pick an ID such as </w:t>
+      </w:r>
+      <w:r>
+        <w:rPr>
+          <w:rFonts w:ascii="Consolas" w:cs="Consolas" w:eastAsia="Consolas" w:hAnsi="Consolas"/>
+          <w:color w:val="1F3A82"/>
+          <w:sz w:val="20"/>
+          <w:szCs w:val="20"/>
+        </w:rPr>
+        <w:t xml:space="preserve">resp_id</w:t>
+      </w:r>
+      <w:r>
+        <w:t xml:space="preserve">.</w:t>
+      </w:r>
+    </w:p>
+    <w:p>
+      <w:pPr>
+        <w:pStyle w:val="ListParagraph"/>
+        <w:numPr>
+          <w:ilvl w:val="0"/>
+          <w:numId w:val="20"/>
+        </w:numPr>
+        <w:spacing w:after="60"/>
+      </w:pPr>
+      <w:r>
+        <w:t xml:space="preserve">Tick the characteristics you want to compare later, such as </w:t>
+      </w:r>
+      <w:r>
+        <w:rPr>
+          <w:rFonts w:ascii="Consolas" w:cs="Consolas" w:eastAsia="Consolas" w:hAnsi="Consolas"/>
+          <w:color w:val="1F3A82"/>
+          <w:sz w:val="20"/>
+          <w:szCs w:val="20"/>
+        </w:rPr>
+        <w:t xml:space="preserve">gender</w:t>
+      </w:r>
+      <w:r>
+        <w:t xml:space="preserve">, </w:t>
+      </w:r>
+      <w:r>
+        <w:rPr>
+          <w:rFonts w:ascii="Consolas" w:cs="Consolas" w:eastAsia="Consolas" w:hAnsi="Consolas"/>
+          <w:color w:val="1F3A82"/>
+          <w:sz w:val="20"/>
+          <w:szCs w:val="20"/>
+        </w:rPr>
+        <w:t xml:space="preserve">city</w:t>
+      </w:r>
+      <w:r>
+        <w:t xml:space="preserve">, </w:t>
+      </w:r>
+      <w:r>
+        <w:rPr>
+          <w:rFonts w:ascii="Consolas" w:cs="Consolas" w:eastAsia="Consolas" w:hAnsi="Consolas"/>
+          <w:color w:val="1F3A82"/>
+          <w:sz w:val="20"/>
+          <w:szCs w:val="20"/>
+        </w:rPr>
+        <w:t xml:space="preserve">area</w:t>
+      </w:r>
+      <w:r>
+        <w:t xml:space="preserve"> and </w:t>
+      </w:r>
+      <w:r>
+        <w:rPr>
+          <w:rFonts w:ascii="Consolas" w:cs="Consolas" w:eastAsia="Consolas" w:hAnsi="Consolas"/>
+          <w:color w:val="1F3A82"/>
+          <w:sz w:val="20"/>
+          <w:szCs w:val="20"/>
+        </w:rPr>
+        <w:t xml:space="preserve">migrant</w:t>
+      </w:r>
+      <w:r>
+        <w:t xml:space="preserve">. These travel with each answer as </w:t>
+      </w:r>
+      <w:r>
+        <w:rPr>
+          <w:i/>
+          <w:iCs/>
+        </w:rPr>
+        <w:t xml:space="preserve">attributes</w:t>
+      </w:r>
+      <w:r>
+        <w:t xml:space="preserve">.</w:t>
+      </w:r>
+    </w:p>
+    <w:p>
+      <w:pPr>
+        <w:pStyle w:val="ListParagraph"/>
+        <w:numPr>
+          <w:ilvl w:val="0"/>
+          <w:numId w:val="20"/>
+        </w:numPr>
+        <w:spacing w:after="160"/>
+      </w:pPr>
+      <w:r>
+        <w:t xml:space="preserve">Click </w:t>
+      </w:r>
+      <w:r>
+        <w:rPr>
+          <w:b/>
+          <w:bCs/>
+        </w:rPr>
+        <w:t xml:space="preserve">Import 630 answers</w:t>
+      </w:r>
+      <w:r>
+        <w:t xml:space="preserve"> (the button shows how many answers will come in).</w:t>
       </w:r>
     </w:p>
     <w:p>
@@ -11164,9 +11195,9 @@
       <w:r>
         <w:drawing>
           <wp:inline distT="0" distB="0" distL="0" distR="0">
-            <wp:extent cx="6124575" cy="3829050"/>
+            <wp:extent cx="5572125" cy="2952750"/>
             <wp:effectExtent t="0" r="0" b="0" l="0"/>
-            <wp:docPr id="1" name="responses.png" descr="The Responses view with the worked example loaded." title="The Responses view with the worked example loaded."/>
+            <wp:docPr id="1" name="import-answers.png" descr="Importing the answers to q_challenge with four attributes." title="Importing the answers to q_challenge with four attributes."/>
             <wp:cNvGraphicFramePr>
               <a:graphicFrameLocks xmlns:a="http://schemas.openxmlformats.org/drawingml/2006/main" noChangeAspect="1"/>
             </wp:cNvGraphicFramePr>
@@ -11189,6 +11220,88 @@
                   <pic:spPr bwMode="auto">
                     <a:xfrm>
                       <a:off x="0" y="0"/>
+                      <a:ext cx="5572125" cy="2952750"/>
+                    </a:xfrm>
+                    <a:prstGeom prst="rect">
+                      <a:avLst/>
+                    </a:prstGeom>
+                  </pic:spPr>
+                </pic:pic>
+              </a:graphicData>
+            </a:graphic>
+          </wp:inline>
+        </w:drawing>
+      </w:r>
+    </w:p>
+    <w:p>
+      <w:pPr>
+        <w:pStyle w:val="Caption"/>
+      </w:pPr>
+      <w:r>
+        <w:t xml:space="preserve">Importing the answers to q_challenge with four attributes.</w:t>
+      </w:r>
+    </w:p>
+    <w:p>
+      <w:pPr>
+        <w:pStyle w:val="Heading2"/>
+      </w:pPr>
+      <w:bookmarkStart w:name="the-responses-view" w:id="44"/>
+      <w:r>
+        <w:t xml:space="preserve">The Responses view</w:t>
+      </w:r>
+      <w:bookmarkEnd w:id="44"/>
+    </w:p>
+    <w:p>
+      <w:pPr>
+        <w:spacing w:after="140"/>
+      </w:pPr>
+      <w:r>
+        <w:t xml:space="preserve">The answers appear in the </w:t>
+      </w:r>
+      <w:r>
+        <w:rPr>
+          <w:b/>
+          <w:bCs/>
+        </w:rPr>
+        <w:t xml:space="preserve">Responses</w:t>
+      </w:r>
+      <w:r>
+        <w:t xml:space="preserve"> view of the Text coding tab.</w:t>
+      </w:r>
+    </w:p>
+    <w:p>
+      <w:pPr>
+        <w:keepNext/>
+        <w:spacing w:after="60" w:before="160"/>
+      </w:pPr>
+      <w:r>
+        <w:drawing>
+          <wp:inline distT="0" distB="0" distL="0" distR="0">
+            <wp:extent cx="6124575" cy="3829050"/>
+            <wp:effectExtent t="0" r="0" b="0" l="0"/>
+            <wp:docPr id="1" name="responses.png" descr="The Responses view with the worked example loaded." title="The Responses view with the worked example loaded."/>
+            <wp:cNvGraphicFramePr>
+              <a:graphicFrameLocks xmlns:a="http://schemas.openxmlformats.org/drawingml/2006/main" noChangeAspect="1"/>
+            </wp:cNvGraphicFramePr>
+            <a:graphic xmlns:a="http://schemas.openxmlformats.org/drawingml/2006/main">
+              <a:graphicData uri="http://schemas.openxmlformats.org/drawingml/2006/picture">
+                <pic:pic xmlns:pic="http://schemas.openxmlformats.org/drawingml/2006/picture">
+                  <pic:nvPicPr>
+                    <pic:cNvPr id="0" name="" descr=""/>
+                    <pic:cNvPicPr>
+                      <a:picLocks noChangeAspect="1" noChangeArrowheads="1"/>
+                    </pic:cNvPicPr>
+                  </pic:nvPicPr>
+                  <pic:blipFill>
+                    <a:blip r:embed="rId38" cstate="none"/>
+                    <a:srcRect/>
+                    <a:stretch>
+                      <a:fillRect/>
+                    </a:stretch>
+                  </pic:blipFill>
+                  <pic:spPr bwMode="auto">
+                    <a:xfrm>
+                      <a:off x="0" y="0"/>
                       <a:ext cx="6124575" cy="3829050"/>
                     </a:xfrm>
                     <a:prstGeom prst="rect">
@@ -11400,7 +11513,7 @@
                     </pic:cNvPicPr>
                   </pic:nvPicPr>
                   <pic:blipFill>
-                    <a:blip r:embed="rId38" cstate="none"/>
+                    <a:blip r:embed="rId39" cstate="none"/>
                     <a:srcRect/>
                     <a:stretch>
                       <a:fillRect/>
@@ -12083,7 +12196,7 @@
                     </pic:cNvPicPr>
                   </pic:nvPicPr>
                   <pic:blipFill>
-                    <a:blip r:embed="rId39" cstate="none"/>
+                    <a:blip r:embed="rId40" cstate="none"/>
                     <a:srcRect/>
                     <a:stretch>
                       <a:fillRect/>
@@ -12435,7 +12548,7 @@
                     </pic:cNvPicPr>
                   </pic:nvPicPr>
                   <pic:blipFill>
-                    <a:blip r:embed="rId40" cstate="none"/>
+                    <a:blip r:embed="rId41" cstate="none"/>
                     <a:srcRect/>
                     <a:stretch>
                       <a:fillRect/>
@@ -12538,96 +12651,6 @@
             <wp:extent cx="6124575" cy="3714750"/>
             <wp:effectExtent t="0" r="0" b="0" l="0"/>
             <wp:docPr id="1" name="code-crosstab.png" descr="Women mention safety at night far more often than men." title="Women mention safety at night far more often than men."/>
-            <wp:cNvGraphicFramePr>
-              <a:graphicFrameLocks xmlns:a="http://schemas.openxmlformats.org/drawingml/2006/main" noChangeAspect="1"/>
-            </wp:cNvGraphicFramePr>
-            <a:graphic xmlns:a="http://schemas.openxmlformats.org/drawingml/2006/main">
-              <a:graphicData uri="http://schemas.openxmlformats.org/drawingml/2006/picture">
-                <pic:pic xmlns:pic="http://schemas.openxmlformats.org/drawingml/2006/picture">
-                  <pic:nvPicPr>
-                    <pic:cNvPr id="0" name="" descr=""/>
-                    <pic:cNvPicPr>
-                      <a:picLocks noChangeAspect="1" noChangeArrowheads="1"/>
-                    </pic:cNvPicPr>
-                  </pic:nvPicPr>
-                  <pic:blipFill>
-                    <a:blip r:embed="rId41" cstate="none"/>
-                    <a:srcRect/>
-                    <a:stretch>
-                      <a:fillRect/>
-                    </a:stretch>
-                  </pic:blipFill>
-                  <pic:spPr bwMode="auto">
-                    <a:xfrm>
-                      <a:off x="0" y="0"/>
-                      <a:ext cx="6124575" cy="3714750"/>
-                    </a:xfrm>
-                    <a:prstGeom prst="rect">
-                      <a:avLst/>
-                    </a:prstGeom>
-                  </pic:spPr>
-                </pic:pic>
-              </a:graphicData>
-            </a:graphic>
-          </wp:inline>
-        </w:drawing>
-      </w:r>
-    </w:p>
-    <w:p>
-      <w:pPr>
-        <w:pStyle w:val="Caption"/>
-      </w:pPr>
-      <w:r>
-        <w:t xml:space="preserve">Women mention safety at night far more often than men.</w:t>
-      </w:r>
-    </w:p>
-    <w:p>
-      <w:pPr>
-        <w:spacing w:after="140"/>
-      </w:pPr>
-      <w:r>
-        <w:t xml:space="preserve">17.2% of women mention safety at night as the biggest challenge, against 4.0% of men, χ²(2, N = 630) = 28.86, p &lt; .001. The answer to an open question has become a testable finding.</w:t>
-      </w:r>
-    </w:p>
-    <w:p>
-      <w:pPr>
-        <w:spacing w:after="140"/>
-      </w:pPr>
-      <w:r>
-        <w:t xml:space="preserve">To compare codes between groups without leaving Text coding, open the </w:t>
-      </w:r>
-      <w:r>
-        <w:rPr>
-          <w:b/>
-          <w:bCs/>
-        </w:rPr>
-        <w:t xml:space="preserve">Analyse</w:t>
-      </w:r>
-      <w:r>
-        <w:t xml:space="preserve"> view and choose </w:t>
-      </w:r>
-      <w:r>
-        <w:rPr>
-          <w:b/>
-          <w:bCs/>
-        </w:rPr>
-        <w:t xml:space="preserve">Codes by attribute</w:t>
-      </w:r>
-      <w:r>
-        <w:t xml:space="preserve">:</w:t>
-      </w:r>
-    </w:p>
-    <w:p>
-      <w:pPr>
-        <w:keepNext/>
-        <w:spacing w:after="60" w:before="160"/>
-      </w:pPr>
-      <w:r>
-        <w:drawing>
-          <wp:inline distT="0" distB="0" distL="0" distR="0">
-            <wp:extent cx="6124575" cy="2724150"/>
-            <wp:effectExtent t="0" r="0" b="0" l="0"/>
-            <wp:docPr id="1" name="codes-by-attribute.png" descr="Codes by attribute: how often each code appears among men, women and people of other genders." title="Codes by attribute: how often each code appears among men, women and people of other genders."/>
             <wp:cNvGraphicFramePr>
               <a:graphicFrameLocks xmlns:a="http://schemas.openxmlformats.org/drawingml/2006/main" noChangeAspect="1"/>
             </wp:cNvGraphicFramePr>
@@ -12650,7 +12673,7 @@
                   <pic:spPr bwMode="auto">
                     <a:xfrm>
                       <a:off x="0" y="0"/>
-                      <a:ext cx="6124575" cy="2724150"/>
+                      <a:ext cx="6124575" cy="3714750"/>
                     </a:xfrm>
                     <a:prstGeom prst="rect">
                       <a:avLst/>
@@ -12668,228 +12691,43 @@
         <w:pStyle w:val="Caption"/>
       </w:pPr>
       <w:r>
-        <w:t xml:space="preserve">Codes by attribute: how often each code appears among men, women and people of other genders.</w:t>
-      </w:r>
-    </w:p>
-    <w:p>
-      <w:pPr>
-        <w:pStyle w:val="Heading1"/>
-        <w:pageBreakBefore/>
-      </w:pPr>
-      <w:bookmarkStart w:name="coding-interviews" w:id="49"/>
-      <w:r>
-        <w:t xml:space="preserve">11  Coding interviews</w:t>
-      </w:r>
-      <w:bookmarkEnd w:id="49"/>
+        <w:t xml:space="preserve">Women mention safety at night far more often than men.</w:t>
+      </w:r>
     </w:p>
     <w:p>
       <w:pPr>
         <w:spacing w:after="140"/>
       </w:pPr>
       <w:r>
-        <w:t xml:space="preserve">Interview transcripts are coded in the </w:t>
-      </w:r>
-      <w:r>
-        <w:rPr>
-          <w:b/>
-          <w:bCs/>
-        </w:rPr>
-        <w:t xml:space="preserve">Documents</w:t>
-      </w:r>
-      <w:r>
-        <w:t xml:space="preserve"> view. You highlight a passage and attach one or more codes to it.</w:t>
-      </w:r>
-    </w:p>
-    <w:p>
-      <w:pPr>
-        <w:pStyle w:val="Heading2"/>
-      </w:pPr>
-      <w:bookmarkStart w:name="import-a-transcript" w:id="50"/>
-      <w:r>
-        <w:t xml:space="preserve">Import a transcript</w:t>
-      </w:r>
-      <w:bookmarkEnd w:id="50"/>
+        <w:t xml:space="preserve">17.2% of women mention safety at night as the biggest challenge, against 4.0% of men, χ²(2, N = 630) = 28.86, p &lt; .001. The answer to an open question has become a testable finding.</w:t>
+      </w:r>
     </w:p>
     <w:p>
       <w:pPr>
         <w:spacing w:after="140"/>
       </w:pPr>
       <w:r>
-        <w:t xml:space="preserve">Choose </w:t>
-      </w:r>
-      <w:r>
-        <w:rPr>
-          <w:b/>
-          <w:bCs/>
-        </w:rPr>
-        <w:t xml:space="preserve">Text coding &gt; Import documents</w:t>
-      </w:r>
-      <w:r>
-        <w:t xml:space="preserve">. Drop your files on the dialog, or click to choose them.</w:t>
-      </w:r>
-    </w:p>
-    <w:p>
-      <w:pPr>
-        <w:pStyle w:val="ListParagraph"/>
-        <w:numPr>
-          <w:ilvl w:val="0"/>
-          <w:numId w:val="2"/>
-        </w:numPr>
-        <w:spacing w:after="60"/>
-      </w:pPr>
-      <w:r>
-        <w:rPr>
-          <w:b/>
-          <w:bCs/>
-        </w:rPr>
-        <w:t xml:space="preserve">Word (.docx)</w:t>
-      </w:r>
-      <w:r>
-        <w:t xml:space="preserve"> and </w:t>
-      </w:r>
-      <w:r>
-        <w:rPr>
-          <w:b/>
-          <w:bCs/>
-        </w:rPr>
-        <w:t xml:space="preserve">plain text (.txt, .md)</w:t>
-      </w:r>
-      <w:r>
-        <w:t xml:space="preserve"> files: one document per file.</w:t>
-      </w:r>
-    </w:p>
-    <w:p>
-      <w:pPr>
-        <w:pStyle w:val="ListParagraph"/>
-        <w:numPr>
-          <w:ilvl w:val="0"/>
-          <w:numId w:val="2"/>
-        </w:numPr>
-        <w:spacing w:after="60"/>
-      </w:pPr>
-      <w:r>
-        <w:rPr>
-          <w:b/>
-          <w:bCs/>
-        </w:rPr>
-        <w:t xml:space="preserve">Paste text</w:t>
-      </w:r>
-      <w:r>
-        <w:t xml:space="preserve"> lets you paste a transcript directly.</w:t>
-      </w:r>
-    </w:p>
-    <w:p>
-      <w:pPr>
-        <w:pStyle w:val="ListParagraph"/>
-        <w:numPr>
-          <w:ilvl w:val="0"/>
-          <w:numId w:val="2"/>
-        </w:numPr>
-        <w:spacing w:after="160"/>
-      </w:pPr>
-      <w:r>
-        <w:t xml:space="preserve">To practise, choose </w:t>
-      </w:r>
-      <w:r>
-        <w:rPr>
-          <w:b/>
-          <w:bCs/>
-        </w:rPr>
-        <w:t xml:space="preserve">Text coding &gt; Load sample interviews</w:t>
-      </w:r>
-      <w:r>
-        <w:t xml:space="preserve">. It adds three fictional interviews from Kolkata, Bengaluru and Delhi.</w:t>
-      </w:r>
-    </w:p>
-    <w:p>
-      <w:pPr>
-        <w:pStyle w:val="Heading2"/>
-      </w:pPr>
-      <w:bookmarkStart w:name="highlight-and-code-a-passage" w:id="51"/>
-      <w:r>
-        <w:t xml:space="preserve">Highlight and code a passage</w:t>
-      </w:r>
-      <w:bookmarkEnd w:id="51"/>
-    </w:p>
-    <w:p>
-      <w:pPr>
-        <w:pStyle w:val="ListParagraph"/>
-        <w:numPr>
-          <w:ilvl w:val="0"/>
-          <w:numId w:val="24"/>
-        </w:numPr>
-        <w:spacing w:after="60"/>
-      </w:pPr>
-      <w:r>
-        <w:t xml:space="preserve">Open the </w:t>
-      </w:r>
-      <w:r>
-        <w:rPr>
-          <w:b/>
-          <w:bCs/>
-        </w:rPr>
-        <w:t xml:space="preserve">Documents</w:t>
-      </w:r>
-      <w:r>
-        <w:t xml:space="preserve"> view and click an interview in the </w:t>
-      </w:r>
-      <w:r>
-        <w:rPr>
-          <w:b/>
-          <w:bCs/>
-        </w:rPr>
-        <w:t xml:space="preserve">Sources</w:t>
-      </w:r>
-      <w:r>
-        <w:t xml:space="preserve"> panel on the left.</w:t>
-      </w:r>
-    </w:p>
-    <w:p>
-      <w:pPr>
-        <w:pStyle w:val="ListParagraph"/>
-        <w:numPr>
-          <w:ilvl w:val="0"/>
-          <w:numId w:val="24"/>
-        </w:numPr>
-        <w:spacing w:after="60"/>
-      </w:pPr>
-      <w:r>
-        <w:t xml:space="preserve">Select a passage with the mouse, as you would to copy it.</w:t>
-      </w:r>
-    </w:p>
-    <w:p>
-      <w:pPr>
-        <w:pStyle w:val="ListParagraph"/>
-        <w:numPr>
-          <w:ilvl w:val="0"/>
-          <w:numId w:val="24"/>
-        </w:numPr>
-        <w:spacing w:after="160"/>
-      </w:pPr>
-      <w:r>
-        <w:t xml:space="preserve">A small box appears. Type the name of a code. Press </w:t>
-      </w:r>
-      <w:r>
-        <w:rPr>
-          <w:rFonts w:ascii="Consolas" w:cs="Consolas" w:eastAsia="Consolas" w:hAnsi="Consolas"/>
-          <w:sz w:val="19"/>
-          <w:szCs w:val="19"/>
-          <w:shd w:fill="E6EAEF" w:color="auto" w:val="clear"/>
-        </w:rPr>
-        <w:t xml:space="preserve"> Enter </w:t>
-      </w:r>
-      <w:r>
-        <w:t xml:space="preserve"> to apply an existing code, or choose </w:t>
-      </w:r>
-      <w:r>
-        <w:rPr>
-          <w:b/>
-          <w:bCs/>
-        </w:rPr>
-        <w:t xml:space="preserve">Create code</w:t>
-      </w:r>
-      <w:r>
-        <w:t xml:space="preserve"> to add a new one on the spot.</w:t>
+        <w:t xml:space="preserve">To compare codes between groups without leaving Text coding, open the </w:t>
+      </w:r>
+      <w:r>
+        <w:rPr>
+          <w:b/>
+          <w:bCs/>
+        </w:rPr>
+        <w:t xml:space="preserve">Analyse</w:t>
+      </w:r>
+      <w:r>
+        <w:t xml:space="preserve"> view and choose </w:t>
+      </w:r>
+      <w:r>
+        <w:rPr>
+          <w:b/>
+          <w:bCs/>
+        </w:rPr>
+        <w:t xml:space="preserve">Codes by attribute</w:t>
+      </w:r>
+      <w:r>
+        <w:t xml:space="preserve">:</w:t>
       </w:r>
     </w:p>
     <w:p>
@@ -12900,9 +12738,9 @@
       <w:r>
         <w:drawing>
           <wp:inline distT="0" distB="0" distL="0" distR="0">
-            <wp:extent cx="6124575" cy="3829050"/>
+            <wp:extent cx="6124575" cy="2724150"/>
             <wp:effectExtent t="0" r="0" b="0" l="0"/>
-            <wp:docPr id="1" name="quick-code.png" descr="Selecting a passage and creating the code &quot;Belonging&quot;." title="Selecting a passage and creating the code &quot;Belonging&quot;."/>
+            <wp:docPr id="1" name="codes-by-attribute.png" descr="Codes by attribute: how often each code appears among men, women and people of other genders." title="Codes by attribute: how often each code appears among men, women and people of other genders."/>
             <wp:cNvGraphicFramePr>
               <a:graphicFrameLocks xmlns:a="http://schemas.openxmlformats.org/drawingml/2006/main" noChangeAspect="1"/>
             </wp:cNvGraphicFramePr>
@@ -12925,7 +12763,7 @@
                   <pic:spPr bwMode="auto">
                     <a:xfrm>
                       <a:off x="0" y="0"/>
-                      <a:ext cx="6124575" cy="3829050"/>
+                      <a:ext cx="6124575" cy="2724150"/>
                     </a:xfrm>
                     <a:prstGeom prst="rect">
                       <a:avLst/>
@@ -12943,15 +12781,228 @@
         <w:pStyle w:val="Caption"/>
       </w:pPr>
       <w:r>
-        <w:t xml:space="preserve">Selecting a passage and creating the code "Belonging".</w:t>
-      </w:r>
+        <w:t xml:space="preserve">Codes by attribute: how often each code appears among men, women and people of other genders.</w:t>
+      </w:r>
+    </w:p>
+    <w:p>
+      <w:pPr>
+        <w:pStyle w:val="Heading1"/>
+        <w:pageBreakBefore/>
+      </w:pPr>
+      <w:bookmarkStart w:name="coding-interviews" w:id="49"/>
+      <w:r>
+        <w:t xml:space="preserve">11  Coding interviews</w:t>
+      </w:r>
+      <w:bookmarkEnd w:id="49"/>
     </w:p>
     <w:p>
       <w:pPr>
         <w:spacing w:after="140"/>
       </w:pPr>
       <w:r>
-        <w:t xml:space="preserve">Coded passages are highlighted in the code's colour, with a stripe in the margin. A passage can have several codes, and codes can overlap.</w:t>
+        <w:t xml:space="preserve">Interview transcripts are coded in the </w:t>
+      </w:r>
+      <w:r>
+        <w:rPr>
+          <w:b/>
+          <w:bCs/>
+        </w:rPr>
+        <w:t xml:space="preserve">Documents</w:t>
+      </w:r>
+      <w:r>
+        <w:t xml:space="preserve"> view. You highlight a passage and attach one or more codes to it.</w:t>
+      </w:r>
+    </w:p>
+    <w:p>
+      <w:pPr>
+        <w:pStyle w:val="Heading2"/>
+      </w:pPr>
+      <w:bookmarkStart w:name="import-a-transcript" w:id="50"/>
+      <w:r>
+        <w:t xml:space="preserve">Import a transcript</w:t>
+      </w:r>
+      <w:bookmarkEnd w:id="50"/>
+    </w:p>
+    <w:p>
+      <w:pPr>
+        <w:spacing w:after="140"/>
+      </w:pPr>
+      <w:r>
+        <w:t xml:space="preserve">Choose </w:t>
+      </w:r>
+      <w:r>
+        <w:rPr>
+          <w:b/>
+          <w:bCs/>
+        </w:rPr>
+        <w:t xml:space="preserve">Text coding &gt; Import documents</w:t>
+      </w:r>
+      <w:r>
+        <w:t xml:space="preserve">. Drop your files on the dialog, or click to choose them.</w:t>
+      </w:r>
+    </w:p>
+    <w:p>
+      <w:pPr>
+        <w:pStyle w:val="ListParagraph"/>
+        <w:numPr>
+          <w:ilvl w:val="0"/>
+          <w:numId w:val="2"/>
+        </w:numPr>
+        <w:spacing w:after="60"/>
+      </w:pPr>
+      <w:r>
+        <w:rPr>
+          <w:b/>
+          <w:bCs/>
+        </w:rPr>
+        <w:t xml:space="preserve">Word (.docx)</w:t>
+      </w:r>
+      <w:r>
+        <w:t xml:space="preserve"> and </w:t>
+      </w:r>
+      <w:r>
+        <w:rPr>
+          <w:b/>
+          <w:bCs/>
+        </w:rPr>
+        <w:t xml:space="preserve">plain text (.txt, .md)</w:t>
+      </w:r>
+      <w:r>
+        <w:t xml:space="preserve"> files: one document per file.</w:t>
+      </w:r>
+    </w:p>
+    <w:p>
+      <w:pPr>
+        <w:pStyle w:val="ListParagraph"/>
+        <w:numPr>
+          <w:ilvl w:val="0"/>
+          <w:numId w:val="2"/>
+        </w:numPr>
+        <w:spacing w:after="60"/>
+      </w:pPr>
+      <w:r>
+        <w:rPr>
+          <w:b/>
+          <w:bCs/>
+        </w:rPr>
+        <w:t xml:space="preserve">Paste text</w:t>
+      </w:r>
+      <w:r>
+        <w:t xml:space="preserve"> lets you paste a transcript directly.</w:t>
+      </w:r>
+    </w:p>
+    <w:p>
+      <w:pPr>
+        <w:pStyle w:val="ListParagraph"/>
+        <w:numPr>
+          <w:ilvl w:val="0"/>
+          <w:numId w:val="2"/>
+        </w:numPr>
+        <w:spacing w:after="160"/>
+      </w:pPr>
+      <w:r>
+        <w:t xml:space="preserve">To practise, choose </w:t>
+      </w:r>
+      <w:r>
+        <w:rPr>
+          <w:b/>
+          <w:bCs/>
+        </w:rPr>
+        <w:t xml:space="preserve">Text coding &gt; Load sample interviews</w:t>
+      </w:r>
+      <w:r>
+        <w:t xml:space="preserve">. It adds three fictional interviews from Kolkata, Bengaluru and Delhi.</w:t>
+      </w:r>
+    </w:p>
+    <w:p>
+      <w:pPr>
+        <w:pStyle w:val="Heading2"/>
+      </w:pPr>
+      <w:bookmarkStart w:name="highlight-and-code-a-passage" w:id="51"/>
+      <w:r>
+        <w:t xml:space="preserve">Highlight and code a passage</w:t>
+      </w:r>
+      <w:bookmarkEnd w:id="51"/>
+    </w:p>
+    <w:p>
+      <w:pPr>
+        <w:pStyle w:val="ListParagraph"/>
+        <w:numPr>
+          <w:ilvl w:val="0"/>
+          <w:numId w:val="24"/>
+        </w:numPr>
+        <w:spacing w:after="60"/>
+      </w:pPr>
+      <w:r>
+        <w:t xml:space="preserve">Open the </w:t>
+      </w:r>
+      <w:r>
+        <w:rPr>
+          <w:b/>
+          <w:bCs/>
+        </w:rPr>
+        <w:t xml:space="preserve">Documents</w:t>
+      </w:r>
+      <w:r>
+        <w:t xml:space="preserve"> view and click an interview in the </w:t>
+      </w:r>
+      <w:r>
+        <w:rPr>
+          <w:b/>
+          <w:bCs/>
+        </w:rPr>
+        <w:t xml:space="preserve">Sources</w:t>
+      </w:r>
+      <w:r>
+        <w:t xml:space="preserve"> panel on the left.</w:t>
+      </w:r>
+    </w:p>
+    <w:p>
+      <w:pPr>
+        <w:pStyle w:val="ListParagraph"/>
+        <w:numPr>
+          <w:ilvl w:val="0"/>
+          <w:numId w:val="24"/>
+        </w:numPr>
+        <w:spacing w:after="60"/>
+      </w:pPr>
+      <w:r>
+        <w:t xml:space="preserve">Select a passage with the mouse, as you would to copy it.</w:t>
+      </w:r>
+    </w:p>
+    <w:p>
+      <w:pPr>
+        <w:pStyle w:val="ListParagraph"/>
+        <w:numPr>
+          <w:ilvl w:val="0"/>
+          <w:numId w:val="24"/>
+        </w:numPr>
+        <w:spacing w:after="160"/>
+      </w:pPr>
+      <w:r>
+        <w:t xml:space="preserve">A small box appears. Type the name of a code. Press </w:t>
+      </w:r>
+      <w:r>
+        <w:rPr>
+          <w:rFonts w:ascii="Consolas" w:cs="Consolas" w:eastAsia="Consolas" w:hAnsi="Consolas"/>
+          <w:sz w:val="19"/>
+          <w:szCs w:val="19"/>
+          <w:shd w:fill="E6EAEF" w:color="auto" w:val="clear"/>
+        </w:rPr>
+        <w:t xml:space="preserve"> Enter </w:t>
+      </w:r>
+      <w:r>
+        <w:t xml:space="preserve"> to apply an existing code, or choose </w:t>
+      </w:r>
+      <w:r>
+        <w:rPr>
+          <w:b/>
+          <w:bCs/>
+        </w:rPr>
+        <w:t xml:space="preserve">Create code</w:t>
+      </w:r>
+      <w:r>
+        <w:t xml:space="preserve"> to add a new one on the spot.</w:t>
       </w:r>
     </w:p>
     <w:p>
@@ -12964,7 +13015,7 @@
           <wp:inline distT="0" distB="0" distL="0" distR="0">
             <wp:extent cx="6124575" cy="3829050"/>
             <wp:effectExtent t="0" r="0" b="0" l="0"/>
-            <wp:docPr id="1" name="documents.png" descr="A coded interview: the Sources (1), coded passages (2) and the Codebook (3)." title="A coded interview: the Sources (1), coded passages (2) and the Codebook (3)."/>
+            <wp:docPr id="1" name="quick-code.png" descr="Selecting a passage and creating the code &quot;Belonging&quot;." title="Selecting a passage and creating the code &quot;Belonging&quot;."/>
             <wp:cNvGraphicFramePr>
               <a:graphicFrameLocks xmlns:a="http://schemas.openxmlformats.org/drawingml/2006/main" noChangeAspect="1"/>
             </wp:cNvGraphicFramePr>
@@ -13005,95 +13056,15 @@
         <w:pStyle w:val="Caption"/>
       </w:pPr>
       <w:r>
-        <w:t xml:space="preserve">A coded interview: the Sources (1), coded passages (2) and the Codebook (3).</w:t>
-      </w:r>
-    </w:p>
-    <w:p>
-      <w:pPr>
-        <w:pStyle w:val="Heading2"/>
-      </w:pPr>
-      <w:bookmarkStart w:name="write-memos" w:id="52"/>
-      <w:r>
-        <w:t xml:space="preserve">Write memos</w:t>
-      </w:r>
-      <w:bookmarkEnd w:id="52"/>
+        <w:t xml:space="preserve">Selecting a passage and creating the code "Belonging".</w:t>
+      </w:r>
     </w:p>
     <w:p>
       <w:pPr>
         <w:spacing w:after="140"/>
       </w:pPr>
       <w:r>
-        <w:t xml:space="preserve">Memos are your analytic notes. There are two kinds:</w:t>
-      </w:r>
-    </w:p>
-    <w:p>
-      <w:pPr>
-        <w:pStyle w:val="ListParagraph"/>
-        <w:numPr>
-          <w:ilvl w:val="0"/>
-          <w:numId w:val="2"/>
-        </w:numPr>
-        <w:spacing w:after="60"/>
-      </w:pPr>
-      <w:r>
-        <w:rPr>
-          <w:b/>
-          <w:bCs/>
-        </w:rPr>
-        <w:t xml:space="preserve">A memo on a passage.</w:t>
-      </w:r>
-      <w:r>
-        <w:t xml:space="preserve"> Click a highlighted passage. A panel shows its codes, with a box for a memo on each.</w:t>
-      </w:r>
-    </w:p>
-    <w:p>
-      <w:pPr>
-        <w:pStyle w:val="ListParagraph"/>
-        <w:numPr>
-          <w:ilvl w:val="0"/>
-          <w:numId w:val="2"/>
-        </w:numPr>
-        <w:spacing w:after="160"/>
-      </w:pPr>
-      <w:r>
-        <w:rPr>
-          <w:b/>
-          <w:bCs/>
-        </w:rPr>
-        <w:t xml:space="preserve">A memo on the project or a code.</w:t>
-      </w:r>
-      <w:r>
-        <w:t xml:space="preserve"> Open the </w:t>
-      </w:r>
-      <w:r>
-        <w:rPr>
-          <w:b/>
-          <w:bCs/>
-        </w:rPr>
-        <w:t xml:space="preserve">Memos</w:t>
-      </w:r>
-      <w:r>
-        <w:t xml:space="preserve"> view and click </w:t>
-      </w:r>
-      <w:r>
-        <w:rPr>
-          <w:b/>
-          <w:bCs/>
-        </w:rPr>
-        <w:t xml:space="preserve">New memo</w:t>
-      </w:r>
-      <w:r>
-        <w:t xml:space="preserve">, or choose </w:t>
-      </w:r>
-      <w:r>
-        <w:rPr>
-          <w:b/>
-          <w:bCs/>
-        </w:rPr>
-        <w:t xml:space="preserve">Write a memo on this code</w:t>
-      </w:r>
-      <w:r>
-        <w:t xml:space="preserve"> from a code's menu.</w:t>
+        <w:t xml:space="preserve">Coded passages are highlighted in the code's colour, with a stripe in the margin. A passage can have several codes, and codes can overlap.</w:t>
       </w:r>
     </w:p>
     <w:p>
@@ -13106,7 +13077,7 @@
           <wp:inline distT="0" distB="0" distL="0" distR="0">
             <wp:extent cx="6124575" cy="3829050"/>
             <wp:effectExtent t="0" r="0" b="0" l="0"/>
-            <wp:docPr id="1" name="segment-memo.png" descr="Clicking a coded passage shows its codes and a memo box for each." title="Clicking a coded passage shows its codes and a memo box for each."/>
+            <wp:docPr id="1" name="documents.png" descr="A coded interview: the Sources (1), coded passages (2) and the Codebook (3)." title="A coded interview: the Sources (1), coded passages (2) and the Codebook (3)."/>
             <wp:cNvGraphicFramePr>
               <a:graphicFrameLocks xmlns:a="http://schemas.openxmlformats.org/drawingml/2006/main" noChangeAspect="1"/>
             </wp:cNvGraphicFramePr>
@@ -13147,35 +13118,95 @@
         <w:pStyle w:val="Caption"/>
       </w:pPr>
       <w:r>
-        <w:t xml:space="preserve">Clicking a coded passage shows its codes and a memo box for each.</w:t>
+        <w:t xml:space="preserve">A coded interview: the Sources (1), coded passages (2) and the Codebook (3).</w:t>
       </w:r>
     </w:p>
     <w:p>
       <w:pPr>
         <w:pStyle w:val="Heading2"/>
       </w:pPr>
-      <w:bookmarkStart w:name="retrieve-quotes" w:id="53"/>
-      <w:r>
-        <w:t xml:space="preserve">Retrieve quotes</w:t>
-      </w:r>
-      <w:bookmarkEnd w:id="53"/>
+      <w:bookmarkStart w:name="write-memos" w:id="52"/>
+      <w:r>
+        <w:t xml:space="preserve">Write memos</w:t>
+      </w:r>
+      <w:bookmarkEnd w:id="52"/>
     </w:p>
     <w:p>
       <w:pPr>
         <w:spacing w:after="140"/>
       </w:pPr>
       <w:r>
-        <w:t xml:space="preserve">The </w:t>
-      </w:r>
-      <w:r>
-        <w:rPr>
-          <w:b/>
-          <w:bCs/>
-        </w:rPr>
-        <w:t xml:space="preserve">Retrieve</w:t>
-      </w:r>
-      <w:r>
-        <w:t xml:space="preserve"> view collects every passage with a given code, across all your documents and answers, with the speaker's attributes. Pick a code at the top.</w:t>
+        <w:t xml:space="preserve">Memos are your analytic notes. There are two kinds:</w:t>
+      </w:r>
+    </w:p>
+    <w:p>
+      <w:pPr>
+        <w:pStyle w:val="ListParagraph"/>
+        <w:numPr>
+          <w:ilvl w:val="0"/>
+          <w:numId w:val="2"/>
+        </w:numPr>
+        <w:spacing w:after="60"/>
+      </w:pPr>
+      <w:r>
+        <w:rPr>
+          <w:b/>
+          <w:bCs/>
+        </w:rPr>
+        <w:t xml:space="preserve">A memo on a passage.</w:t>
+      </w:r>
+      <w:r>
+        <w:t xml:space="preserve"> Click a highlighted passage. A panel shows its codes, with a box for a memo on each.</w:t>
+      </w:r>
+    </w:p>
+    <w:p>
+      <w:pPr>
+        <w:pStyle w:val="ListParagraph"/>
+        <w:numPr>
+          <w:ilvl w:val="0"/>
+          <w:numId w:val="2"/>
+        </w:numPr>
+        <w:spacing w:after="160"/>
+      </w:pPr>
+      <w:r>
+        <w:rPr>
+          <w:b/>
+          <w:bCs/>
+        </w:rPr>
+        <w:t xml:space="preserve">A memo on the project or a code.</w:t>
+      </w:r>
+      <w:r>
+        <w:t xml:space="preserve"> Open the </w:t>
+      </w:r>
+      <w:r>
+        <w:rPr>
+          <w:b/>
+          <w:bCs/>
+        </w:rPr>
+        <w:t xml:space="preserve">Memos</w:t>
+      </w:r>
+      <w:r>
+        <w:t xml:space="preserve"> view and click </w:t>
+      </w:r>
+      <w:r>
+        <w:rPr>
+          <w:b/>
+          <w:bCs/>
+        </w:rPr>
+        <w:t xml:space="preserve">New memo</w:t>
+      </w:r>
+      <w:r>
+        <w:t xml:space="preserve">, or choose </w:t>
+      </w:r>
+      <w:r>
+        <w:rPr>
+          <w:b/>
+          <w:bCs/>
+        </w:rPr>
+        <w:t xml:space="preserve">Write a memo on this code</w:t>
+      </w:r>
+      <w:r>
+        <w:t xml:space="preserve"> from a code's menu.</w:t>
       </w:r>
     </w:p>
     <w:p>
@@ -13186,9 +13217,9 @@
       <w:r>
         <w:drawing>
           <wp:inline distT="0" distB="0" distL="0" distR="0">
-            <wp:extent cx="6124575" cy="2800350"/>
+            <wp:extent cx="6124575" cy="3829050"/>
             <wp:effectExtent t="0" r="0" b="0" l="0"/>
-            <wp:docPr id="1" name="retrieve.png" descr="All passages coded &quot;Safety at night&quot;." title="All passages coded &quot;Safety at night&quot;."/>
+            <wp:docPr id="1" name="segment-memo.png" descr="Clicking a coded passage shows its codes and a memo box for each." title="Clicking a coded passage shows its codes and a memo box for each."/>
             <wp:cNvGraphicFramePr>
               <a:graphicFrameLocks xmlns:a="http://schemas.openxmlformats.org/drawingml/2006/main" noChangeAspect="1"/>
             </wp:cNvGraphicFramePr>
@@ -13211,7 +13242,7 @@
                   <pic:spPr bwMode="auto">
                     <a:xfrm>
                       <a:off x="0" y="0"/>
-                      <a:ext cx="6124575" cy="2800350"/>
+                      <a:ext cx="6124575" cy="3829050"/>
                     </a:xfrm>
                     <a:prstGeom prst="rect">
                       <a:avLst/>
@@ -13229,260 +13260,35 @@
         <w:pStyle w:val="Caption"/>
       </w:pPr>
       <w:r>
-        <w:t xml:space="preserve">All passages coded "Safety at night".</w:t>
-      </w:r>
-    </w:p>
-    <w:p>
-      <w:pPr>
-        <w:pStyle w:val="ListParagraph"/>
-        <w:numPr>
-          <w:ilvl w:val="0"/>
-          <w:numId w:val="2"/>
-        </w:numPr>
-        <w:spacing w:after="60"/>
-      </w:pPr>
-      <w:r>
-        <w:rPr>
-          <w:b/>
-          <w:bCs/>
-        </w:rPr>
-        <w:t xml:space="preserve">Copy quotes</w:t>
-      </w:r>
-      <w:r>
-        <w:t xml:space="preserve"> copies them with their sources, ready for your write-up.</w:t>
-      </w:r>
-    </w:p>
-    <w:p>
-      <w:pPr>
-        <w:pStyle w:val="ListParagraph"/>
-        <w:numPr>
-          <w:ilvl w:val="0"/>
-          <w:numId w:val="2"/>
-        </w:numPr>
-        <w:spacing w:after="60"/>
-      </w:pPr>
-      <w:r>
-        <w:rPr>
-          <w:b/>
-          <w:bCs/>
-        </w:rPr>
-        <w:t xml:space="preserve">Show in context</w:t>
-      </w:r>
-      <w:r>
-        <w:t xml:space="preserve"> jumps to the passage in its document.</w:t>
-      </w:r>
-    </w:p>
-    <w:p>
-      <w:pPr>
-        <w:pStyle w:val="ListParagraph"/>
-        <w:numPr>
-          <w:ilvl w:val="0"/>
-          <w:numId w:val="2"/>
-        </w:numPr>
-        <w:spacing w:after="160"/>
-      </w:pPr>
-      <w:r>
-        <w:rPr>
-          <w:b/>
-          <w:bCs/>
-        </w:rPr>
-        <w:t xml:space="preserve">Export CSV</w:t>
-      </w:r>
-      <w:r>
-        <w:t xml:space="preserve"> and </w:t>
-      </w:r>
-      <w:r>
-        <w:rPr>
-          <w:b/>
-          <w:bCs/>
-        </w:rPr>
-        <w:t xml:space="preserve">Export Excel</w:t>
-      </w:r>
-      <w:r>
-        <w:t xml:space="preserve"> save them as a table.</w:t>
-      </w:r>
+        <w:t xml:space="preserve">Clicking a coded passage shows its codes and a memo box for each.</w:t>
+      </w:r>
+    </w:p>
+    <w:p>
+      <w:pPr>
+        <w:pStyle w:val="Heading2"/>
+      </w:pPr>
+      <w:bookmarkStart w:name="retrieve-quotes" w:id="53"/>
+      <w:r>
+        <w:t xml:space="preserve">Retrieve quotes</w:t>
+      </w:r>
+      <w:bookmarkEnd w:id="53"/>
     </w:p>
     <w:p>
       <w:pPr>
         <w:spacing w:after="140"/>
       </w:pPr>
       <w:r>
-        <w:t xml:space="preserve">For a report of the whole codebook with counts and example quotes, choose </w:t>
-      </w:r>
-      <w:r>
-        <w:rPr>
-          <w:b/>
-          <w:bCs/>
-        </w:rPr>
-        <w:t xml:space="preserve">Text coding &gt; Qualitative report</w:t>
-      </w:r>
-      <w:r>
-        <w:t xml:space="preserve">.</w:t>
-      </w:r>
-    </w:p>
-    <w:p>
-      <w:pPr>
-        <w:pStyle w:val="Heading2"/>
-      </w:pPr>
-      <w:bookmarkStart w:name="intercoder-reliability-do-two-coders-agree" w:id="54"/>
-      <w:r>
-        <w:t xml:space="preserve">Intercoder reliability: do two coders agree?</w:t>
-      </w:r>
-      <w:bookmarkEnd w:id="54"/>
-    </w:p>
-    <w:p>
-      <w:pPr>
-        <w:spacing w:after="140"/>
-      </w:pPr>
-      <w:r>
-        <w:t xml:space="preserve">To show that your coding is trustworthy, a second person codes the same material independently, and you measure how often you agree.</w:t>
-      </w:r>
-    </w:p>
-    <w:p>
-      <w:pPr>
-        <w:pStyle w:val="ListParagraph"/>
-        <w:numPr>
-          <w:ilvl w:val="0"/>
-          <w:numId w:val="25"/>
-        </w:numPr>
-        <w:spacing w:after="60"/>
-      </w:pPr>
-      <w:r>
-        <w:t xml:space="preserve">Agree on the codebook with written definitions first.</w:t>
-      </w:r>
-    </w:p>
-    <w:p>
-      <w:pPr>
-        <w:pStyle w:val="ListParagraph"/>
-        <w:numPr>
-          <w:ilvl w:val="0"/>
-          <w:numId w:val="25"/>
-        </w:numPr>
-        <w:spacing w:after="60"/>
-      </w:pPr>
-      <w:r>
-        <w:t xml:space="preserve">Choose </w:t>
-      </w:r>
-      <w:r>
-        <w:rPr>
-          <w:b/>
-          <w:bCs/>
-        </w:rPr>
-        <w:t xml:space="preserve">Text coding &gt; Coders</w:t>
-      </w:r>
-      <w:r>
-        <w:t xml:space="preserve"> (or </w:t>
-      </w:r>
-      <w:r>
-        <w:rPr>
-          <w:b/>
-          <w:bCs/>
-        </w:rPr>
-        <w:t xml:space="preserve">Coder &gt; Manage coders</w:t>
-      </w:r>
-      <w:r>
-        <w:t xml:space="preserve"> in the toolbar). Add the second coder, for example "Priya", and click </w:t>
-      </w:r>
-      <w:r>
-        <w:rPr>
-          <w:b/>
-          <w:bCs/>
-        </w:rPr>
-        <w:t xml:space="preserve">Code as Priya</w:t>
-      </w:r>
-      <w:r>
-        <w:t xml:space="preserve">.</w:t>
-      </w:r>
-    </w:p>
-    <w:p>
-      <w:pPr>
-        <w:pStyle w:val="ListParagraph"/>
-        <w:numPr>
-          <w:ilvl w:val="0"/>
-          <w:numId w:val="25"/>
-        </w:numPr>
-        <w:spacing w:after="60"/>
-      </w:pPr>
-      <w:r>
-        <w:t xml:space="preserve">Priya codes the same answers or documents. While she codes, she does not see the first coder's codes, so her coding stays independent.</w:t>
-      </w:r>
-    </w:p>
-    <w:p>
-      <w:pPr>
-        <w:pStyle w:val="ListParagraph"/>
-        <w:numPr>
-          <w:ilvl w:val="0"/>
-          <w:numId w:val="25"/>
-        </w:numPr>
-        <w:spacing w:after="60"/>
-      </w:pPr>
-      <w:r>
-        <w:t xml:space="preserve">If you work on different computers, one person saves the project (</w:t>
-      </w:r>
-      <w:r>
-        <w:rPr>
-          <w:b/>
-          <w:bCs/>
-        </w:rPr>
-        <w:t xml:space="preserve">File &gt; Save project</w:t>
-      </w:r>
-      <w:r>
-        <w:t xml:space="preserve">) and sends the </w:t>
-      </w:r>
-      <w:r>
-        <w:rPr>
-          <w:rFonts w:ascii="Consolas" w:cs="Consolas" w:eastAsia="Consolas" w:hAnsi="Consolas"/>
-          <w:color w:val="1F3A82"/>
-          <w:sz w:val="20"/>
-          <w:szCs w:val="20"/>
-        </w:rPr>
-        <w:t xml:space="preserve">.socius.json</w:t>
-      </w:r>
-      <w:r>
-        <w:t xml:space="preserve"> file to the other, who opens it, codes, and saves it again.</w:t>
-      </w:r>
-    </w:p>
-    <w:p>
-      <w:pPr>
-        <w:pStyle w:val="ListParagraph"/>
-        <w:numPr>
-          <w:ilvl w:val="0"/>
-          <w:numId w:val="25"/>
-        </w:numPr>
-        <w:spacing w:after="160"/>
-      </w:pPr>
-      <w:r>
-        <w:t xml:space="preserve">Open the </w:t>
-      </w:r>
-      <w:r>
-        <w:rPr>
-          <w:b/>
-          <w:bCs/>
-        </w:rPr>
-        <w:t xml:space="preserve">Reliability</w:t>
-      </w:r>
-      <w:r>
-        <w:t xml:space="preserve"> view and choose </w:t>
-      </w:r>
-      <w:r>
-        <w:rPr>
-          <w:b/>
-          <w:bCs/>
-        </w:rPr>
-        <w:t xml:space="preserve">Coder A</w:t>
-      </w:r>
-      <w:r>
-        <w:t xml:space="preserve"> and </w:t>
-      </w:r>
-      <w:r>
-        <w:rPr>
-          <w:b/>
-          <w:bCs/>
-        </w:rPr>
-        <w:t xml:space="preserve">Coder B</w:t>
-      </w:r>
-      <w:r>
-        <w:t xml:space="preserve">.</w:t>
+        <w:t xml:space="preserve">The </w:t>
+      </w:r>
+      <w:r>
+        <w:rPr>
+          <w:b/>
+          <w:bCs/>
+        </w:rPr>
+        <w:t xml:space="preserve">Retrieve</w:t>
+      </w:r>
+      <w:r>
+        <w:t xml:space="preserve"> view collects every passage with a given code, across all your documents and answers, with the speaker's attributes. Pick a code at the top.</w:t>
       </w:r>
     </w:p>
     <w:p>
@@ -13493,9 +13299,9 @@
       <w:r>
         <w:drawing>
           <wp:inline distT="0" distB="0" distL="0" distR="0">
-            <wp:extent cx="6124575" cy="3143250"/>
+            <wp:extent cx="6124575" cy="2800350"/>
             <wp:effectExtent t="0" r="0" b="0" l="0"/>
-            <wp:docPr id="1" name="reliability.png" descr="Intercoder reliability between Coder 1 and Priya." title="Intercoder reliability between Coder 1 and Priya."/>
+            <wp:docPr id="1" name="retrieve.png" descr="All passages coded &quot;Safety at night&quot;." title="All passages coded &quot;Safety at night&quot;."/>
             <wp:cNvGraphicFramePr>
               <a:graphicFrameLocks xmlns:a="http://schemas.openxmlformats.org/drawingml/2006/main" noChangeAspect="1"/>
             </wp:cNvGraphicFramePr>
@@ -13518,7 +13324,7 @@
                   <pic:spPr bwMode="auto">
                     <a:xfrm>
                       <a:off x="0" y="0"/>
-                      <a:ext cx="6124575" cy="3143250"/>
+                      <a:ext cx="6124575" cy="2800350"/>
                     </a:xfrm>
                     <a:prstGeom prst="rect">
                       <a:avLst/>
@@ -13536,19 +13342,7 @@
         <w:pStyle w:val="Caption"/>
       </w:pPr>
       <w:r>
-        <w:t xml:space="preserve">Intercoder reliability between Coder 1 and Priya.</w:t>
-      </w:r>
-    </w:p>
-    <w:p>
-      <w:pPr>
-        <w:spacing w:after="140"/>
-      </w:pPr>
-      <w:r>
-        <w:rPr>
-          <w:b/>
-          <w:bCs/>
-        </w:rPr>
-        <w:t xml:space="preserve">How to read it.</w:t>
+        <w:t xml:space="preserve">All passages coded "Safety at night".</w:t>
       </w:r>
     </w:p>
     <w:p>
@@ -13565,10 +13359,10 @@
           <w:b/>
           <w:bCs/>
         </w:rPr>
-        <w:t xml:space="preserve">Agreement</w:t>
-      </w:r>
-      <w:r>
-        <w:t xml:space="preserve"> is the share of decisions on which both coders agree. It looks high even by chance, because both coders leave most codes off most answers.</w:t>
+        <w:t xml:space="preserve">Copy quotes</w:t>
+      </w:r>
+      <w:r>
+        <w:t xml:space="preserve"> copies them with their sources, ready for your write-up.</w:t>
       </w:r>
     </w:p>
     <w:p>
@@ -13585,30 +13379,10 @@
           <w:b/>
           <w:bCs/>
         </w:rPr>
-        <w:t xml:space="preserve">Cohen's κ (kappa)</w:t>
-      </w:r>
-      <w:r>
-        <w:t xml:space="preserve"> and </w:t>
-      </w:r>
-      <w:r>
-        <w:rPr>
-          <w:b/>
-          <w:bCs/>
-        </w:rPr>
-        <w:t xml:space="preserve">Krippendorff's α (alpha)</w:t>
-      </w:r>
-      <w:r>
-        <w:t xml:space="preserve"> correct for agreement by chance. For published work, .70 to .80 or higher is usually expected. The </w:t>
-      </w:r>
-      <w:r>
-        <w:rPr>
-          <w:b/>
-          <w:bCs/>
-        </w:rPr>
-        <w:t xml:space="preserve">Strength</w:t>
-      </w:r>
-      <w:r>
-        <w:t xml:space="preserve"> column gives a verbal label ("substantial", "almost perfect").</w:t>
+        <w:t xml:space="preserve">Show in context</w:t>
+      </w:r>
+      <w:r>
+        <w:t xml:space="preserve"> jumps to the passage in its document.</w:t>
       </w:r>
     </w:p>
     <w:p>
@@ -13625,29 +13399,56 @@
           <w:b/>
           <w:bCs/>
         </w:rPr>
-        <w:t xml:space="preserve">Disagreements to review</w:t>
-      </w:r>
-      <w:r>
-        <w:t xml:space="preserve">, further down, lists the answers where you differ. Discuss them, sharpen the code definitions, and code a fresh sample if needed.</w:t>
-      </w:r>
-    </w:p>
-    <w:p>
-      <w:pPr>
-        <w:pStyle w:val="Heading1"/>
-        <w:pageBreakBefore/>
-      </w:pPr>
-      <w:bookmarkStart w:name="getting-help-from-ai" w:id="55"/>
-      <w:r>
-        <w:t xml:space="preserve">12  Getting help from AI</w:t>
-      </w:r>
-      <w:bookmarkEnd w:id="55"/>
+        <w:t xml:space="preserve">Export CSV</w:t>
+      </w:r>
+      <w:r>
+        <w:t xml:space="preserve"> and </w:t>
+      </w:r>
+      <w:r>
+        <w:rPr>
+          <w:b/>
+          <w:bCs/>
+        </w:rPr>
+        <w:t xml:space="preserve">Export Excel</w:t>
+      </w:r>
+      <w:r>
+        <w:t xml:space="preserve"> save them as a table.</w:t>
+      </w:r>
     </w:p>
     <w:p>
       <w:pPr>
         <w:spacing w:after="140"/>
       </w:pPr>
       <w:r>
-        <w:t xml:space="preserve">Socius can ask an AI model to help you. Once it is set up, AI can:</w:t>
+        <w:t xml:space="preserve">For a report of the whole codebook with counts and example quotes, choose </w:t>
+      </w:r>
+      <w:r>
+        <w:rPr>
+          <w:b/>
+          <w:bCs/>
+        </w:rPr>
+        <w:t xml:space="preserve">Text coding &gt; Qualitative report</w:t>
+      </w:r>
+      <w:r>
+        <w:t xml:space="preserve">.</w:t>
+      </w:r>
+    </w:p>
+    <w:p>
+      <w:pPr>
+        <w:pStyle w:val="Heading2"/>
+      </w:pPr>
+      <w:bookmarkStart w:name="intercoder-reliability-do-two-coders-agree" w:id="54"/>
+      <w:r>
+        <w:t xml:space="preserve">Intercoder reliability: do two coders agree?</w:t>
+      </w:r>
+      <w:bookmarkEnd w:id="54"/>
+    </w:p>
+    <w:p>
+      <w:pPr>
+        <w:spacing w:after="140"/>
+      </w:pPr>
+      <w:r>
+        <w:t xml:space="preserve">To show that your coding is trustworthy, a second person codes the same material independently, and you measure how often you agree.</w:t>
       </w:r>
     </w:p>
     <w:p>
@@ -13655,19 +13456,12 @@
         <w:pStyle w:val="ListParagraph"/>
         <w:numPr>
           <w:ilvl w:val="0"/>
-          <w:numId w:val="2"/>
+          <w:numId w:val="25"/>
         </w:numPr>
         <w:spacing w:after="60"/>
       </w:pPr>
       <w:r>
-        <w:rPr>
-          <w:b/>
-          <w:bCs/>
-        </w:rPr>
-        <w:t xml:space="preserve">answer your questions</w:t>
-      </w:r>
-      <w:r>
-        <w:t xml:space="preserve"> about your data and methods, and run the analysis for you (the Socius assistant);</w:t>
+        <w:t xml:space="preserve">Agree on the codebook with written definitions first.</w:t>
       </w:r>
     </w:p>
     <w:p>
@@ -13675,19 +13469,52 @@
         <w:pStyle w:val="ListParagraph"/>
         <w:numPr>
           <w:ilvl w:val="0"/>
-          <w:numId w:val="2"/>
+          <w:numId w:val="25"/>
         </w:numPr>
         <w:spacing w:after="60"/>
       </w:pPr>
       <w:r>
-        <w:rPr>
-          <w:b/>
-          <w:bCs/>
-        </w:rPr>
-        <w:t xml:space="preserve">explain a result</w:t>
-      </w:r>
-      <w:r>
-        <w:t xml:space="preserve"> in plain language, with what to watch out for and how to report it;</w:t>
+        <w:t xml:space="preserve">Choose </w:t>
+      </w:r>
+      <w:r>
+        <w:rPr>
+          <w:b/>
+          <w:bCs/>
+        </w:rPr>
+        <w:t xml:space="preserve">Text coding &gt; Coders</w:t>
+      </w:r>
+      <w:r>
+        <w:t xml:space="preserve"> (or </w:t>
+      </w:r>
+      <w:r>
+        <w:rPr>
+          <w:b/>
+          <w:bCs/>
+        </w:rPr>
+        <w:t xml:space="preserve">Coders</w:t>
+      </w:r>
+      <w:r>
+        <w:t xml:space="preserve"> under the </w:t>
+      </w:r>
+      <w:r>
+        <w:rPr>
+          <w:b/>
+          <w:bCs/>
+        </w:rPr>
+        <w:t xml:space="preserve">Coder</w:t>
+      </w:r>
+      <w:r>
+        <w:t xml:space="preserve"> button in the toolbar). Add the second coder, for example "Priya", and click </w:t>
+      </w:r>
+      <w:r>
+        <w:rPr>
+          <w:b/>
+          <w:bCs/>
+        </w:rPr>
+        <w:t xml:space="preserve">Code as Priya</w:t>
+      </w:r>
+      <w:r>
+        <w:t xml:space="preserve">.</w:t>
       </w:r>
     </w:p>
     <w:p>
@@ -13695,90 +13522,47 @@
         <w:pStyle w:val="ListParagraph"/>
         <w:numPr>
           <w:ilvl w:val="0"/>
-          <w:numId w:val="2"/>
+          <w:numId w:val="25"/>
         </w:numPr>
-        <w:spacing w:after="160"/>
-      </w:pPr>
-      <w:r>
-        <w:rPr>
-          <w:b/>
-          <w:bCs/>
-        </w:rPr>
-        <w:t xml:space="preserve">help with text coding</w:t>
-      </w:r>
-      <w:r>
-        <w:t xml:space="preserve">: suggest a codebook, suggest codes for open-ended answers and summarise a code.</w:t>
-      </w:r>
-    </w:p>
-    <w:p>
-      <w:pPr>
-        <w:spacing w:after="140"/>
-      </w:pPr>
-      <w:r>
-        <w:t xml:space="preserve">AI help is optional and free. It is switched off until you set it up, and everything else in Socius works without it. Setting it up takes about two minutes.</w:t>
-      </w:r>
-    </w:p>
-    <w:p>
-      <w:pPr>
-        <w:pStyle w:val="Heading2"/>
-      </w:pPr>
-      <w:bookmarkStart w:name="set-it-up" w:id="56"/>
-      <w:r>
-        <w:t xml:space="preserve">Set it up</w:t>
-      </w:r>
-      <w:bookmarkEnd w:id="56"/>
+        <w:spacing w:after="60"/>
+      </w:pPr>
+      <w:r>
+        <w:t xml:space="preserve">Priya codes the same answers or documents. While she codes, she does not see the first coder's codes, so her coding stays independent.</w:t>
+      </w:r>
     </w:p>
     <w:p>
       <w:pPr>
         <w:pStyle w:val="ListParagraph"/>
         <w:numPr>
           <w:ilvl w:val="0"/>
-          <w:numId w:val="26"/>
+          <w:numId w:val="25"/>
         </w:numPr>
         <w:spacing w:after="60"/>
       </w:pPr>
       <w:r>
-        <w:t xml:space="preserve">Choose </w:t>
-      </w:r>
-      <w:r>
-        <w:rPr>
-          <w:b/>
-          <w:bCs/>
-        </w:rPr>
-        <w:t xml:space="preserve">AI &gt; AI assistant settings</w:t>
-      </w:r>
-      <w:r>
-        <w:t xml:space="preserve"> (the same item is under </w:t>
-      </w:r>
-      <w:r>
-        <w:rPr>
-          <w:b/>
-          <w:bCs/>
-        </w:rPr>
-        <w:t xml:space="preserve">Help &gt; AI assistant settings</w:t>
-      </w:r>
-      <w:r>
-        <w:t xml:space="preserve">). You can also click the </w:t>
-      </w:r>
-      <w:r>
-        <w:rPr>
-          <w:b/>
-          <w:bCs/>
-        </w:rPr>
-        <w:t xml:space="preserve">AI</w:t>
-      </w:r>
-      <w:r>
-        <w:t xml:space="preserve"> chip at the top right and then </w:t>
-      </w:r>
-      <w:r>
-        <w:rPr>
-          <w:b/>
-          <w:bCs/>
-        </w:rPr>
-        <w:t xml:space="preserve">Set up AI help</w:t>
-      </w:r>
-      <w:r>
-        <w:t xml:space="preserve">.</w:t>
+        <w:t xml:space="preserve">If you work on different computers, one person saves the project (</w:t>
+      </w:r>
+      <w:r>
+        <w:rPr>
+          <w:b/>
+          <w:bCs/>
+        </w:rPr>
+        <w:t xml:space="preserve">File &gt; Save project</w:t>
+      </w:r>
+      <w:r>
+        <w:t xml:space="preserve">) and sends the </w:t>
+      </w:r>
+      <w:r>
+        <w:rPr>
+          <w:rFonts w:ascii="Consolas" w:cs="Consolas" w:eastAsia="Consolas" w:hAnsi="Consolas"/>
+          <w:color w:val="1F3A82"/>
+          <w:sz w:val="20"/>
+          <w:szCs w:val="20"/>
+        </w:rPr>
+        <w:t xml:space="preserve">.socius.json</w:t>
+      </w:r>
+      <w:r>
+        <w:t xml:space="preserve"> file to the other, who opens it, codes, and saves it again.</w:t>
       </w:r>
     </w:p>
     <w:p>
@@ -13786,42 +13570,39 @@
         <w:pStyle w:val="ListParagraph"/>
         <w:numPr>
           <w:ilvl w:val="0"/>
-          <w:numId w:val="26"/>
-        </w:numPr>
-        <w:spacing w:after="60"/>
-      </w:pPr>
-      <w:r>
-        <w:t xml:space="preserve">Under </w:t>
-      </w:r>
-      <w:r>
-        <w:rPr>
-          <w:b/>
-          <w:bCs/>
-        </w:rPr>
-        <w:t xml:space="preserve">Where should the AI run?</w:t>
-      </w:r>
-      <w:r>
-        <w:t xml:space="preserve">, choose one of the two free options below.</w:t>
-      </w:r>
-    </w:p>
-    <w:p>
-      <w:pPr>
-        <w:pStyle w:val="ListParagraph"/>
-        <w:numPr>
-          <w:ilvl w:val="0"/>
-          <w:numId w:val="26"/>
+          <w:numId w:val="25"/>
         </w:numPr>
         <w:spacing w:after="160"/>
       </w:pPr>
       <w:r>
-        <w:t xml:space="preserve">Follow the steps for that option, then click </w:t>
-      </w:r>
-      <w:r>
-        <w:rPr>
-          <w:b/>
-          <w:bCs/>
-        </w:rPr>
-        <w:t xml:space="preserve">Test connection</w:t>
+        <w:t xml:space="preserve">Open the </w:t>
+      </w:r>
+      <w:r>
+        <w:rPr>
+          <w:b/>
+          <w:bCs/>
+        </w:rPr>
+        <w:t xml:space="preserve">Reliability</w:t>
+      </w:r>
+      <w:r>
+        <w:t xml:space="preserve"> view and choose </w:t>
+      </w:r>
+      <w:r>
+        <w:rPr>
+          <w:b/>
+          <w:bCs/>
+        </w:rPr>
+        <w:t xml:space="preserve">Coder A</w:t>
+      </w:r>
+      <w:r>
+        <w:t xml:space="preserve"> and </w:t>
+      </w:r>
+      <w:r>
+        <w:rPr>
+          <w:b/>
+          <w:bCs/>
+        </w:rPr>
+        <w:t xml:space="preserve">Coder B</w:t>
       </w:r>
       <w:r>
         <w:t xml:space="preserve">.</w:t>
@@ -13835,9 +13616,9 @@
       <w:r>
         <w:drawing>
           <wp:inline distT="0" distB="0" distL="0" distR="0">
-            <wp:extent cx="2143125" cy="2266950"/>
+            <wp:extent cx="6124575" cy="3143250"/>
             <wp:effectExtent t="0" r="0" b="0" l="0"/>
-            <wp:docPr id="1" name="ai-menu.png" descr="The AI menu. Every AI feature starts here, and the last item opens the settings." title="The AI menu. Every AI feature starts here, and the last item opens the settings."/>
+            <wp:docPr id="1" name="reliability.png" descr="Intercoder reliability between Coder 1 and Priya." title="Intercoder reliability between Coder 1 and Priya."/>
             <wp:cNvGraphicFramePr>
               <a:graphicFrameLocks xmlns:a="http://schemas.openxmlformats.org/drawingml/2006/main" noChangeAspect="1"/>
             </wp:cNvGraphicFramePr>
@@ -13860,6 +13641,338 @@
                   <pic:spPr bwMode="auto">
                     <a:xfrm>
                       <a:off x="0" y="0"/>
+                      <a:ext cx="6124575" cy="3143250"/>
+                    </a:xfrm>
+                    <a:prstGeom prst="rect">
+                      <a:avLst/>
+                    </a:prstGeom>
+                  </pic:spPr>
+                </pic:pic>
+              </a:graphicData>
+            </a:graphic>
+          </wp:inline>
+        </w:drawing>
+      </w:r>
+    </w:p>
+    <w:p>
+      <w:pPr>
+        <w:pStyle w:val="Caption"/>
+      </w:pPr>
+      <w:r>
+        <w:t xml:space="preserve">Intercoder reliability between Coder 1 and Priya.</w:t>
+      </w:r>
+    </w:p>
+    <w:p>
+      <w:pPr>
+        <w:spacing w:after="140"/>
+      </w:pPr>
+      <w:r>
+        <w:rPr>
+          <w:b/>
+          <w:bCs/>
+        </w:rPr>
+        <w:t xml:space="preserve">How to read it.</w:t>
+      </w:r>
+    </w:p>
+    <w:p>
+      <w:pPr>
+        <w:pStyle w:val="ListParagraph"/>
+        <w:numPr>
+          <w:ilvl w:val="0"/>
+          <w:numId w:val="2"/>
+        </w:numPr>
+        <w:spacing w:after="60"/>
+      </w:pPr>
+      <w:r>
+        <w:rPr>
+          <w:b/>
+          <w:bCs/>
+        </w:rPr>
+        <w:t xml:space="preserve">Agreement</w:t>
+      </w:r>
+      <w:r>
+        <w:t xml:space="preserve"> is the share of decisions on which both coders agree. It looks high even by chance, because both coders leave most codes off most answers.</w:t>
+      </w:r>
+    </w:p>
+    <w:p>
+      <w:pPr>
+        <w:pStyle w:val="ListParagraph"/>
+        <w:numPr>
+          <w:ilvl w:val="0"/>
+          <w:numId w:val="2"/>
+        </w:numPr>
+        <w:spacing w:after="60"/>
+      </w:pPr>
+      <w:r>
+        <w:rPr>
+          <w:b/>
+          <w:bCs/>
+        </w:rPr>
+        <w:t xml:space="preserve">Cohen's κ (kappa)</w:t>
+      </w:r>
+      <w:r>
+        <w:t xml:space="preserve"> and </w:t>
+      </w:r>
+      <w:r>
+        <w:rPr>
+          <w:b/>
+          <w:bCs/>
+        </w:rPr>
+        <w:t xml:space="preserve">Krippendorff's α (alpha)</w:t>
+      </w:r>
+      <w:r>
+        <w:t xml:space="preserve"> correct for agreement by chance. For published work, .70 to .80 or higher is usually expected. The </w:t>
+      </w:r>
+      <w:r>
+        <w:rPr>
+          <w:b/>
+          <w:bCs/>
+        </w:rPr>
+        <w:t xml:space="preserve">Strength</w:t>
+      </w:r>
+      <w:r>
+        <w:t xml:space="preserve"> column gives a verbal label ("substantial", "almost perfect").</w:t>
+      </w:r>
+    </w:p>
+    <w:p>
+      <w:pPr>
+        <w:pStyle w:val="ListParagraph"/>
+        <w:numPr>
+          <w:ilvl w:val="0"/>
+          <w:numId w:val="2"/>
+        </w:numPr>
+        <w:spacing w:after="160"/>
+      </w:pPr>
+      <w:r>
+        <w:rPr>
+          <w:b/>
+          <w:bCs/>
+        </w:rPr>
+        <w:t xml:space="preserve">Disagreements to review</w:t>
+      </w:r>
+      <w:r>
+        <w:t xml:space="preserve">, further down, lists the answers where you differ. Discuss them, sharpen the code definitions, and code a fresh sample if needed.</w:t>
+      </w:r>
+    </w:p>
+    <w:p>
+      <w:pPr>
+        <w:pStyle w:val="Heading1"/>
+        <w:pageBreakBefore/>
+      </w:pPr>
+      <w:bookmarkStart w:name="getting-help-from-ai" w:id="55"/>
+      <w:r>
+        <w:t xml:space="preserve">12  Getting help from AI</w:t>
+      </w:r>
+      <w:bookmarkEnd w:id="55"/>
+    </w:p>
+    <w:p>
+      <w:pPr>
+        <w:spacing w:after="140"/>
+      </w:pPr>
+      <w:r>
+        <w:t xml:space="preserve">Socius can ask an AI model to help you. Once it is set up, AI can:</w:t>
+      </w:r>
+    </w:p>
+    <w:p>
+      <w:pPr>
+        <w:pStyle w:val="ListParagraph"/>
+        <w:numPr>
+          <w:ilvl w:val="0"/>
+          <w:numId w:val="2"/>
+        </w:numPr>
+        <w:spacing w:after="60"/>
+      </w:pPr>
+      <w:r>
+        <w:rPr>
+          <w:b/>
+          <w:bCs/>
+        </w:rPr>
+        <w:t xml:space="preserve">answer your questions</w:t>
+      </w:r>
+      <w:r>
+        <w:t xml:space="preserve"> about your data and methods, and run the analysis for you (the Socius assistant);</w:t>
+      </w:r>
+    </w:p>
+    <w:p>
+      <w:pPr>
+        <w:pStyle w:val="ListParagraph"/>
+        <w:numPr>
+          <w:ilvl w:val="0"/>
+          <w:numId w:val="2"/>
+        </w:numPr>
+        <w:spacing w:after="60"/>
+      </w:pPr>
+      <w:r>
+        <w:rPr>
+          <w:b/>
+          <w:bCs/>
+        </w:rPr>
+        <w:t xml:space="preserve">explain a result</w:t>
+      </w:r>
+      <w:r>
+        <w:t xml:space="preserve"> in plain language, with what to watch out for and how to report it;</w:t>
+      </w:r>
+    </w:p>
+    <w:p>
+      <w:pPr>
+        <w:pStyle w:val="ListParagraph"/>
+        <w:numPr>
+          <w:ilvl w:val="0"/>
+          <w:numId w:val="2"/>
+        </w:numPr>
+        <w:spacing w:after="160"/>
+      </w:pPr>
+      <w:r>
+        <w:rPr>
+          <w:b/>
+          <w:bCs/>
+        </w:rPr>
+        <w:t xml:space="preserve">help with text coding</w:t>
+      </w:r>
+      <w:r>
+        <w:t xml:space="preserve">: suggest a codebook, suggest codes for open-ended answers and summarise a code.</w:t>
+      </w:r>
+    </w:p>
+    <w:p>
+      <w:pPr>
+        <w:spacing w:after="140"/>
+      </w:pPr>
+      <w:r>
+        <w:t xml:space="preserve">AI help is optional and free. It is switched off until you set it up, and everything else in Socius works without it. Setting it up takes about two minutes.</w:t>
+      </w:r>
+    </w:p>
+    <w:p>
+      <w:pPr>
+        <w:pStyle w:val="Heading2"/>
+      </w:pPr>
+      <w:bookmarkStart w:name="set-it-up" w:id="56"/>
+      <w:r>
+        <w:t xml:space="preserve">Set it up</w:t>
+      </w:r>
+      <w:bookmarkEnd w:id="56"/>
+    </w:p>
+    <w:p>
+      <w:pPr>
+        <w:pStyle w:val="ListParagraph"/>
+        <w:numPr>
+          <w:ilvl w:val="0"/>
+          <w:numId w:val="26"/>
+        </w:numPr>
+        <w:spacing w:after="60"/>
+      </w:pPr>
+      <w:r>
+        <w:t xml:space="preserve">Choose </w:t>
+      </w:r>
+      <w:r>
+        <w:rPr>
+          <w:b/>
+          <w:bCs/>
+        </w:rPr>
+        <w:t xml:space="preserve">AI &gt; AI assistant settings</w:t>
+      </w:r>
+      <w:r>
+        <w:t xml:space="preserve">. This is the one place where AI help is set up. The </w:t>
+      </w:r>
+      <w:r>
+        <w:rPr>
+          <w:b/>
+          <w:bCs/>
+        </w:rPr>
+        <w:t xml:space="preserve">AI</w:t>
+      </w:r>
+      <w:r>
+        <w:t xml:space="preserve"> chip at the top right and every </w:t>
+      </w:r>
+      <w:r>
+        <w:rPr>
+          <w:b/>
+          <w:bCs/>
+        </w:rPr>
+        <w:t xml:space="preserve">Set up AI</w:t>
+      </w:r>
+      <w:r>
+        <w:t xml:space="preserve"> button (next to an AI feature that is greyed out) open the same settings.</w:t>
+      </w:r>
+    </w:p>
+    <w:p>
+      <w:pPr>
+        <w:pStyle w:val="ListParagraph"/>
+        <w:numPr>
+          <w:ilvl w:val="0"/>
+          <w:numId w:val="26"/>
+        </w:numPr>
+        <w:spacing w:after="60"/>
+      </w:pPr>
+      <w:r>
+        <w:t xml:space="preserve">Under </w:t>
+      </w:r>
+      <w:r>
+        <w:rPr>
+          <w:b/>
+          <w:bCs/>
+        </w:rPr>
+        <w:t xml:space="preserve">Where should the AI run?</w:t>
+      </w:r>
+      <w:r>
+        <w:t xml:space="preserve">, choose one of the two free options below.</w:t>
+      </w:r>
+    </w:p>
+    <w:p>
+      <w:pPr>
+        <w:pStyle w:val="ListParagraph"/>
+        <w:numPr>
+          <w:ilvl w:val="0"/>
+          <w:numId w:val="26"/>
+        </w:numPr>
+        <w:spacing w:after="160"/>
+      </w:pPr>
+      <w:r>
+        <w:t xml:space="preserve">Follow the steps for that option, then click </w:t>
+      </w:r>
+      <w:r>
+        <w:rPr>
+          <w:b/>
+          <w:bCs/>
+        </w:rPr>
+        <w:t xml:space="preserve">Test connection</w:t>
+      </w:r>
+      <w:r>
+        <w:t xml:space="preserve">.</w:t>
+      </w:r>
+    </w:p>
+    <w:p>
+      <w:pPr>
+        <w:keepNext/>
+        <w:spacing w:after="60" w:before="160"/>
+      </w:pPr>
+      <w:r>
+        <w:drawing>
+          <wp:inline distT="0" distB="0" distL="0" distR="0">
+            <wp:extent cx="2143125" cy="2266950"/>
+            <wp:effectExtent t="0" r="0" b="0" l="0"/>
+            <wp:docPr id="1" name="ai-menu.png" descr="The AI menu. Every AI feature starts here, and the last item opens the settings." title="The AI menu. Every AI feature starts here, and the last item opens the settings."/>
+            <wp:cNvGraphicFramePr>
+              <a:graphicFrameLocks xmlns:a="http://schemas.openxmlformats.org/drawingml/2006/main" noChangeAspect="1"/>
+            </wp:cNvGraphicFramePr>
+            <a:graphic xmlns:a="http://schemas.openxmlformats.org/drawingml/2006/main">
+              <a:graphicData uri="http://schemas.openxmlformats.org/drawingml/2006/picture">
+                <pic:pic xmlns:pic="http://schemas.openxmlformats.org/drawingml/2006/picture">
+                  <pic:nvPicPr>
+                    <pic:cNvPr id="0" name="" descr=""/>
+                    <pic:cNvPicPr>
+                      <a:picLocks noChangeAspect="1" noChangeArrowheads="1"/>
+                    </pic:cNvPicPr>
+                  </pic:nvPicPr>
+                  <pic:blipFill>
+                    <a:blip r:embed="rId49" cstate="none"/>
+                    <a:srcRect/>
+                    <a:stretch>
+                      <a:fillRect/>
+                    </a:stretch>
+                  </pic:blipFill>
+                  <pic:spPr bwMode="auto">
+                    <a:xfrm>
+                      <a:off x="0" y="0"/>
                       <a:ext cx="2143125" cy="2266950"/>
                     </a:xfrm>
                     <a:prstGeom prst="rect">
@@ -13944,7 +14057,7 @@
       <w:r>
         <w:t xml:space="preserve"> (2), or go to </w:t>
       </w:r>
-      <w:hyperlink w:history="1" r:id="rId673o2ffvmu_1zcimr4nub">
+      <w:hyperlink w:history="1" r:id="rId2zobj04uuyk78h9e3tfkk">
         <w:r>
           <w:rPr>
             <w:rStyle w:val="Hyperlink"/>
@@ -14085,7 +14198,7 @@
                     </pic:cNvPicPr>
                   </pic:nvPicPr>
                   <pic:blipFill>
-                    <a:blip r:embed="rId49" cstate="none"/>
+                    <a:blip r:embed="rId50" cstate="none"/>
                     <a:srcRect/>
                     <a:stretch>
                       <a:fillRect/>
@@ -14379,7 +14492,7 @@
                     </pic:cNvPicPr>
                   </pic:nvPicPr>
                   <pic:blipFill>
-                    <a:blip r:embed="rId50" cstate="none"/>
+                    <a:blip r:embed="rId51" cstate="none"/>
                     <a:srcRect/>
                     <a:stretch>
                       <a:fillRect/>
@@ -15127,7 +15240,7 @@
                     </pic:cNvPicPr>
                   </pic:nvPicPr>
                   <pic:blipFill>
-                    <a:blip r:embed="rId51" cstate="none"/>
+                    <a:blip r:embed="rId52" cstate="none"/>
                     <a:srcRect/>
                     <a:stretch>
                       <a:fillRect/>
@@ -15376,60 +15489,6 @@
             <wp:extent cx="6124575" cy="571500"/>
             <wp:effectExtent t="0" r="0" b="0" l="0"/>
             <wp:docPr id="1" name="explain-button.png" descr="Explain with AI (1) is next to Copy on every result." title="Explain with AI (1) is next to Copy on every result."/>
-            <wp:cNvGraphicFramePr>
-              <a:graphicFrameLocks xmlns:a="http://schemas.openxmlformats.org/drawingml/2006/main" noChangeAspect="1"/>
-            </wp:cNvGraphicFramePr>
-            <a:graphic xmlns:a="http://schemas.openxmlformats.org/drawingml/2006/main">
-              <a:graphicData uri="http://schemas.openxmlformats.org/drawingml/2006/picture">
-                <pic:pic xmlns:pic="http://schemas.openxmlformats.org/drawingml/2006/picture">
-                  <pic:nvPicPr>
-                    <pic:cNvPr id="0" name="" descr=""/>
-                    <pic:cNvPicPr>
-                      <a:picLocks noChangeAspect="1" noChangeArrowheads="1"/>
-                    </pic:cNvPicPr>
-                  </pic:nvPicPr>
-                  <pic:blipFill>
-                    <a:blip r:embed="rId52" cstate="none"/>
-                    <a:srcRect/>
-                    <a:stretch>
-                      <a:fillRect/>
-                    </a:stretch>
-                  </pic:blipFill>
-                  <pic:spPr bwMode="auto">
-                    <a:xfrm>
-                      <a:off x="0" y="0"/>
-                      <a:ext cx="6124575" cy="571500"/>
-                    </a:xfrm>
-                    <a:prstGeom prst="rect">
-                      <a:avLst/>
-                    </a:prstGeom>
-                  </pic:spPr>
-                </pic:pic>
-              </a:graphicData>
-            </a:graphic>
-          </wp:inline>
-        </w:drawing>
-      </w:r>
-    </w:p>
-    <w:p>
-      <w:pPr>
-        <w:pStyle w:val="Caption"/>
-      </w:pPr>
-      <w:r>
-        <w:t xml:space="preserve">Explain with AI (1) is next to Copy on every result.</w:t>
-      </w:r>
-    </w:p>
-    <w:p>
-      <w:pPr>
-        <w:keepNext/>
-        <w:spacing w:after="60" w:before="160"/>
-      </w:pPr>
-      <w:r>
-        <w:drawing>
-          <wp:inline distT="0" distB="0" distL="0" distR="0">
-            <wp:extent cx="5210175" cy="3371850"/>
-            <wp:effectExtent t="0" r="0" b="0" l="0"/>
-            <wp:docPr id="1" name="explain-confirm.png" descr="Before anything is sent: who receives what (1), the exact text (2) and the Explain button (3)." title="Before anything is sent: who receives what (1), the exact text (2) and the Explain button (3)."/>
             <wp:cNvGraphicFramePr>
               <a:graphicFrameLocks xmlns:a="http://schemas.openxmlformats.org/drawingml/2006/main" noChangeAspect="1"/>
             </wp:cNvGraphicFramePr>
@@ -15452,6 +15511,60 @@
                   <pic:spPr bwMode="auto">
                     <a:xfrm>
                       <a:off x="0" y="0"/>
+                      <a:ext cx="6124575" cy="571500"/>
+                    </a:xfrm>
+                    <a:prstGeom prst="rect">
+                      <a:avLst/>
+                    </a:prstGeom>
+                  </pic:spPr>
+                </pic:pic>
+              </a:graphicData>
+            </a:graphic>
+          </wp:inline>
+        </w:drawing>
+      </w:r>
+    </w:p>
+    <w:p>
+      <w:pPr>
+        <w:pStyle w:val="Caption"/>
+      </w:pPr>
+      <w:r>
+        <w:t xml:space="preserve">Explain with AI (1) is next to Copy on every result.</w:t>
+      </w:r>
+    </w:p>
+    <w:p>
+      <w:pPr>
+        <w:keepNext/>
+        <w:spacing w:after="60" w:before="160"/>
+      </w:pPr>
+      <w:r>
+        <w:drawing>
+          <wp:inline distT="0" distB="0" distL="0" distR="0">
+            <wp:extent cx="5210175" cy="3371850"/>
+            <wp:effectExtent t="0" r="0" b="0" l="0"/>
+            <wp:docPr id="1" name="explain-confirm.png" descr="Before anything is sent: who receives what (1), the exact text (2) and the Explain button (3)." title="Before anything is sent: who receives what (1), the exact text (2) and the Explain button (3)."/>
+            <wp:cNvGraphicFramePr>
+              <a:graphicFrameLocks xmlns:a="http://schemas.openxmlformats.org/drawingml/2006/main" noChangeAspect="1"/>
+            </wp:cNvGraphicFramePr>
+            <a:graphic xmlns:a="http://schemas.openxmlformats.org/drawingml/2006/main">
+              <a:graphicData uri="http://schemas.openxmlformats.org/drawingml/2006/picture">
+                <pic:pic xmlns:pic="http://schemas.openxmlformats.org/drawingml/2006/picture">
+                  <pic:nvPicPr>
+                    <pic:cNvPr id="0" name="" descr=""/>
+                    <pic:cNvPicPr>
+                      <a:picLocks noChangeAspect="1" noChangeArrowheads="1"/>
+                    </pic:cNvPicPr>
+                  </pic:nvPicPr>
+                  <pic:blipFill>
+                    <a:blip r:embed="rId54" cstate="none"/>
+                    <a:srcRect/>
+                    <a:stretch>
+                      <a:fillRect/>
+                    </a:stretch>
+                  </pic:blipFill>
+                  <pic:spPr bwMode="auto">
+                    <a:xfrm>
+                      <a:off x="0" y="0"/>
                       <a:ext cx="5210175" cy="3371850"/>
                     </a:xfrm>
                     <a:prstGeom prst="rect">
@@ -15555,7 +15668,7 @@
                     </pic:cNvPicPr>
                   </pic:nvPicPr>
                   <pic:blipFill>
-                    <a:blip r:embed="rId54" cstate="none"/>
+                    <a:blip r:embed="rId55" cstate="none"/>
                     <a:srcRect/>
                     <a:stretch>
                       <a:fillRect/>
@@ -15910,7 +16023,7 @@
                     </pic:cNvPicPr>
                   </pic:nvPicPr>
                   <pic:blipFill>
-                    <a:blip r:embed="rId55" cstate="none"/>
+                    <a:blip r:embed="rId56" cstate="none"/>
                     <a:srcRect/>
                     <a:stretch>
                       <a:fillRect/>
@@ -16001,237 +16114,6 @@
             <wp:extent cx="2752725" cy="2171700"/>
             <wp:effectExtent t="0" r="0" b="0" l="0"/>
             <wp:docPr id="1" name="assistant-see.png" descr="What the assistant can see. Individual cases are off unless you switch them on." title="What the assistant can see. Individual cases are off unless you switch them on."/>
-            <wp:cNvGraphicFramePr>
-              <a:graphicFrameLocks xmlns:a="http://schemas.openxmlformats.org/drawingml/2006/main" noChangeAspect="1"/>
-            </wp:cNvGraphicFramePr>
-            <a:graphic xmlns:a="http://schemas.openxmlformats.org/drawingml/2006/main">
-              <a:graphicData uri="http://schemas.openxmlformats.org/drawingml/2006/picture">
-                <pic:pic xmlns:pic="http://schemas.openxmlformats.org/drawingml/2006/picture">
-                  <pic:nvPicPr>
-                    <pic:cNvPr id="0" name="" descr=""/>
-                    <pic:cNvPicPr>
-                      <a:picLocks noChangeAspect="1" noChangeArrowheads="1"/>
-                    </pic:cNvPicPr>
-                  </pic:nvPicPr>
-                  <pic:blipFill>
-                    <a:blip r:embed="rId56" cstate="none"/>
-                    <a:srcRect/>
-                    <a:stretch>
-                      <a:fillRect/>
-                    </a:stretch>
-                  </pic:blipFill>
-                  <pic:spPr bwMode="auto">
-                    <a:xfrm>
-                      <a:off x="0" y="0"/>
-                      <a:ext cx="2752725" cy="2171700"/>
-                    </a:xfrm>
-                    <a:prstGeom prst="rect">
-                      <a:avLst/>
-                    </a:prstGeom>
-                  </pic:spPr>
-                </pic:pic>
-              </a:graphicData>
-            </a:graphic>
-          </wp:inline>
-        </w:drawing>
-      </w:r>
-    </w:p>
-    <w:p>
-      <w:pPr>
-        <w:pStyle w:val="Caption"/>
-      </w:pPr>
-      <w:r>
-        <w:t xml:space="preserve">What the assistant can see. Individual cases are off unless you switch them on.</w:t>
-      </w:r>
-    </w:p>
-    <w:p>
-      <w:pPr>
-        <w:pStyle w:val="ListParagraph"/>
-        <w:numPr>
-          <w:ilvl w:val="0"/>
-          <w:numId w:val="2"/>
-        </w:numPr>
-        <w:spacing w:after="60"/>
-      </w:pPr>
-      <w:r>
-        <w:rPr>
-          <w:b/>
-          <w:bCs/>
-        </w:rPr>
-        <w:t xml:space="preserve">Variable information and summary statistics</w:t>
-      </w:r>
-      <w:r>
-        <w:t xml:space="preserve"> (on): names, labels, value labels, missing codes, counts, means and analysis results. No individual answers.</w:t>
-      </w:r>
-    </w:p>
-    <w:p>
-      <w:pPr>
-        <w:pStyle w:val="ListParagraph"/>
-        <w:numPr>
-          <w:ilvl w:val="0"/>
-          <w:numId w:val="2"/>
-        </w:numPr>
-        <w:spacing w:after="60"/>
-      </w:pPr>
-      <w:r>
-        <w:rPr>
-          <w:b/>
-          <w:bCs/>
-        </w:rPr>
-        <w:t xml:space="preserve">Individual cases</w:t>
-      </w:r>
-      <w:r>
-        <w:t xml:space="preserve"> (off): the raw rows of your data, up to 30 at a time. Switch this on only for anonymised data that your ethics approval lets you share. It switches off again every time you reload the page.</w:t>
-      </w:r>
-    </w:p>
-    <w:p>
-      <w:pPr>
-        <w:pStyle w:val="ListParagraph"/>
-        <w:numPr>
-          <w:ilvl w:val="0"/>
-          <w:numId w:val="2"/>
-        </w:numPr>
-        <w:spacing w:after="160"/>
-      </w:pPr>
-      <w:r>
-        <w:rPr>
-          <w:b/>
-          <w:bCs/>
-        </w:rPr>
-        <w:t xml:space="preserve">Excerpts from coded texts</w:t>
-      </w:r>
-      <w:r>
-        <w:t xml:space="preserve"> (on): quotes from your Text coding documents and answers. Anonymise names and places first.</w:t>
-      </w:r>
-    </w:p>
-    <w:p>
-      <w:pPr>
-        <w:spacing w:after="140"/>
-      </w:pPr>
-      <w:r>
-        <w:t xml:space="preserve">The line at the bottom of the panel always says which AI service answers, and that only what is listed here is sent.</w:t>
-      </w:r>
-    </w:p>
-    <w:p>
-      <w:pPr>
-        <w:pStyle w:val="Heading3"/>
-      </w:pPr>
-      <w:bookmarkStart w:name="good-first-questions" w:id="66"/>
-      <w:r>
-        <w:t xml:space="preserve">Good first questions</w:t>
-      </w:r>
-      <w:bookmarkEnd w:id="66"/>
-    </w:p>
-    <w:p>
-      <w:pPr>
-        <w:spacing w:after="140"/>
-      </w:pPr>
-      <w:r>
-        <w:t xml:space="preserve">With the sample survey open, try:</w:t>
-      </w:r>
-    </w:p>
-    <w:p>
-      <w:pPr>
-        <w:pStyle w:val="ListParagraph"/>
-        <w:numPr>
-          <w:ilvl w:val="0"/>
-          <w:numId w:val="2"/>
-        </w:numPr>
-        <w:spacing w:after="60"/>
-      </w:pPr>
-      <w:r>
-        <w:t xml:space="preserve">"Describe my dataset"</w:t>
-      </w:r>
-    </w:p>
-    <w:p>
-      <w:pPr>
-        <w:pStyle w:val="ListParagraph"/>
-        <w:numPr>
-          <w:ilvl w:val="0"/>
-          <w:numId w:val="2"/>
-        </w:numPr>
-        <w:spacing w:after="60"/>
-      </w:pPr>
-      <w:r>
-        <w:t xml:space="preserve">"Which test should I use to compare life satisfaction between migrants and non-migrants?"</w:t>
-      </w:r>
-    </w:p>
-    <w:p>
-      <w:pPr>
-        <w:pStyle w:val="ListParagraph"/>
-        <w:numPr>
-          <w:ilvl w:val="0"/>
-          <w:numId w:val="2"/>
-        </w:numPr>
-        <w:spacing w:after="60"/>
-      </w:pPr>
-      <w:r>
-        <w:t xml:space="preserve">"Is trust in neighbours related to gender?"</w:t>
-      </w:r>
-    </w:p>
-    <w:p>
-      <w:pPr>
-        <w:pStyle w:val="ListParagraph"/>
-        <w:numPr>
-          <w:ilvl w:val="0"/>
-          <w:numId w:val="2"/>
-        </w:numPr>
-        <w:spacing w:after="60"/>
-      </w:pPr>
-      <w:r>
-        <w:t xml:space="preserve">"Help me build a trust scale"</w:t>
-      </w:r>
-    </w:p>
-    <w:p>
-      <w:pPr>
-        <w:pStyle w:val="ListParagraph"/>
-        <w:numPr>
-          <w:ilvl w:val="0"/>
-          <w:numId w:val="2"/>
-        </w:numPr>
-        <w:spacing w:after="160"/>
-      </w:pPr>
-      <w:r>
-        <w:t xml:space="preserve">"How do I export my results to Word?"</w:t>
-      </w:r>
-    </w:p>
-    <w:p>
-      <w:pPr>
-        <w:spacing w:after="140"/>
-      </w:pPr>
-      <w:r>
-        <w:t xml:space="preserve">Ask one thing at a time and use your own words; you do not need variable names. You can ask follow-up questions ("Why not ANOVA?", "How do I report that?").</w:t>
-      </w:r>
-    </w:p>
-    <w:p>
-      <w:pPr>
-        <w:pStyle w:val="Heading3"/>
-      </w:pPr>
-      <w:bookmarkStart w:name="what-it-does-with-your-question" w:id="67"/>
-      <w:r>
-        <w:t xml:space="preserve">What it does with your question</w:t>
-      </w:r>
-      <w:bookmarkEnd w:id="67"/>
-    </w:p>
-    <w:p>
-      <w:pPr>
-        <w:spacing w:after="140"/>
-      </w:pPr>
-      <w:r>
-        <w:t xml:space="preserve">The assistant does not guess. It checks your variables, runs the analysis in Socius on your data and reads the real tables before it answers.</w:t>
-      </w:r>
-    </w:p>
-    <w:p>
-      <w:pPr>
-        <w:keepNext/>
-        <w:spacing w:after="60" w:before="160"/>
-      </w:pPr>
-      <w:r>
-        <w:drawing>
-          <wp:inline distT="0" distB="0" distL="0" distR="0">
-            <wp:extent cx="4029075" cy="4324350"/>
-            <wp:effectExtent t="0" r="0" b="0" l="0"/>
-            <wp:docPr id="1" name="assistant-answer.png" descr="The assistant answers a question about life satisfaction. What I did (1) lists each step; the card (2) adds the t-test to Output. Example answer; your AI's wording will differ." title="The assistant answers a question about life satisfaction. What I did (1) lists each step; the card (2) adds the t-test t"/>
             <wp:cNvGraphicFramePr>
               <a:graphicFrameLocks xmlns:a="http://schemas.openxmlformats.org/drawingml/2006/main" noChangeAspect="1"/>
             </wp:cNvGraphicFramePr>
@@ -16254,7 +16136,7 @@
                   <pic:spPr bwMode="auto">
                     <a:xfrm>
                       <a:off x="0" y="0"/>
-                      <a:ext cx="4029075" cy="4324350"/>
+                      <a:ext cx="2752725" cy="2171700"/>
                     </a:xfrm>
                     <a:prstGeom prst="rect">
                       <a:avLst/>
@@ -16272,7 +16154,7 @@
         <w:pStyle w:val="Caption"/>
       </w:pPr>
       <w:r>
-        <w:t xml:space="preserve">The assistant answers a question about life satisfaction. What I did (1) lists each step; the card (2) adds the t-test to Output. Example answer; your AI's wording will differ.</w:t>
+        <w:t xml:space="preserve">What the assistant can see. Individual cases are off unless you switch them on.</w:t>
       </w:r>
     </w:p>
     <w:p>
@@ -16289,10 +16171,10 @@
           <w:b/>
           <w:bCs/>
         </w:rPr>
-        <w:t xml:space="preserve">What I did</w:t>
-      </w:r>
-      <w:r>
-        <w:t xml:space="preserve"> (1) lists every step it took, such as "Looked at life_sat, migrant" and "Ran Independent-Samples T Test: life_sat by migrant". Click it to see the steps.</w:t>
+        <w:t xml:space="preserve">Variable information and summary statistics</w:t>
+      </w:r>
+      <w:r>
+        <w:t xml:space="preserve"> (on): names, labels, value labels, missing codes, counts, means and analysis results. No individual answers.</w:t>
       </w:r>
     </w:p>
     <w:p>
@@ -16305,18 +16187,60 @@
         <w:spacing w:after="60"/>
       </w:pPr>
       <w:r>
-        <w:t xml:space="preserve">The answer quotes the real numbers, here t(628) = 4.51, p &lt; .001, d = 0.36, the same as in </w:t>
-      </w:r>
-      <w:hyperlink w:history="1" w:anchor="comparing-two-groups-the-independent-samples-t-test">
-        <w:r>
-          <w:rPr>
-            <w:rStyle w:val="Hyperlink"/>
-          </w:rPr>
-          <w:t xml:space="preserve">Comparing two groups</w:t>
-        </w:r>
-      </w:hyperlink>
-      <w:r>
-        <w:t xml:space="preserve">.</w:t>
+        <w:rPr>
+          <w:b/>
+          <w:bCs/>
+        </w:rPr>
+        <w:t xml:space="preserve">Individual cases</w:t>
+      </w:r>
+      <w:r>
+        <w:t xml:space="preserve"> (off): the raw rows of your data, up to 30 at a time. Switch this on only for anonymised data that your ethics approval lets you share. It switches off again every time you reload the page.</w:t>
+      </w:r>
+    </w:p>
+    <w:p>
+      <w:pPr>
+        <w:pStyle w:val="ListParagraph"/>
+        <w:numPr>
+          <w:ilvl w:val="0"/>
+          <w:numId w:val="2"/>
+        </w:numPr>
+        <w:spacing w:after="160"/>
+      </w:pPr>
+      <w:r>
+        <w:rPr>
+          <w:b/>
+          <w:bCs/>
+        </w:rPr>
+        <w:t xml:space="preserve">Excerpts from coded texts</w:t>
+      </w:r>
+      <w:r>
+        <w:t xml:space="preserve"> (on): quotes from your Text coding documents and answers. Anonymise names and places first.</w:t>
+      </w:r>
+    </w:p>
+    <w:p>
+      <w:pPr>
+        <w:spacing w:after="140"/>
+      </w:pPr>
+      <w:r>
+        <w:t xml:space="preserve">The line at the bottom of the panel always says which AI service answers, and that only what is listed here is sent.</w:t>
+      </w:r>
+    </w:p>
+    <w:p>
+      <w:pPr>
+        <w:pStyle w:val="Heading3"/>
+      </w:pPr>
+      <w:bookmarkStart w:name="good-first-questions" w:id="66"/>
+      <w:r>
+        <w:t xml:space="preserve">Good first questions</w:t>
+      </w:r>
+      <w:bookmarkEnd w:id="66"/>
+    </w:p>
+    <w:p>
+      <w:pPr>
+        <w:spacing w:after="140"/>
+      </w:pPr>
+      <w:r>
+        <w:t xml:space="preserve">With the sample survey open, try:</w:t>
       </w:r>
     </w:p>
     <w:p>
@@ -16329,27 +16253,46 @@
         <w:spacing w:after="60"/>
       </w:pPr>
       <w:r>
-        <w:t xml:space="preserve">An analysis the assistant runs is </w:t>
-      </w:r>
-      <w:r>
-        <w:rPr>
-          <w:b/>
-          <w:bCs/>
-        </w:rPr>
-        <w:t xml:space="preserve">not</w:t>
-      </w:r>
-      <w:r>
-        <w:t xml:space="preserve"> added to Output by itself. Click </w:t>
-      </w:r>
-      <w:r>
-        <w:rPr>
-          <w:b/>
-          <w:bCs/>
-        </w:rPr>
-        <w:t xml:space="preserve">Add this analysis to Output</w:t>
-      </w:r>
-      <w:r>
-        <w:t xml:space="preserve"> (2) to keep it.</w:t>
+        <w:t xml:space="preserve">"Describe my dataset"</w:t>
+      </w:r>
+    </w:p>
+    <w:p>
+      <w:pPr>
+        <w:pStyle w:val="ListParagraph"/>
+        <w:numPr>
+          <w:ilvl w:val="0"/>
+          <w:numId w:val="2"/>
+        </w:numPr>
+        <w:spacing w:after="60"/>
+      </w:pPr>
+      <w:r>
+        <w:t xml:space="preserve">"Which test should I use to compare life satisfaction between migrants and non-migrants?"</w:t>
+      </w:r>
+    </w:p>
+    <w:p>
+      <w:pPr>
+        <w:pStyle w:val="ListParagraph"/>
+        <w:numPr>
+          <w:ilvl w:val="0"/>
+          <w:numId w:val="2"/>
+        </w:numPr>
+        <w:spacing w:after="60"/>
+      </w:pPr>
+      <w:r>
+        <w:t xml:space="preserve">"Is trust in neighbours related to gender?"</w:t>
+      </w:r>
+    </w:p>
+    <w:p>
+      <w:pPr>
+        <w:pStyle w:val="ListParagraph"/>
+        <w:numPr>
+          <w:ilvl w:val="0"/>
+          <w:numId w:val="2"/>
+        </w:numPr>
+        <w:spacing w:after="60"/>
+      </w:pPr>
+      <w:r>
+        <w:t xml:space="preserve">"Help me build a trust scale"</w:t>
       </w:r>
     </w:p>
     <w:p>
@@ -16362,27 +16305,7 @@
         <w:spacing w:after="160"/>
       </w:pPr>
       <w:r>
-        <w:t xml:space="preserve">Some answers end with </w:t>
-      </w:r>
-      <w:r>
-        <w:rPr>
-          <w:b/>
-          <w:bCs/>
-        </w:rPr>
-        <w:t xml:space="preserve">Open dialog</w:t>
-      </w:r>
-      <w:r>
-        <w:t xml:space="preserve">, which opens the analysis dialog with the variables filled in. Check them and click </w:t>
-      </w:r>
-      <w:r>
-        <w:rPr>
-          <w:b/>
-          <w:bCs/>
-        </w:rPr>
-        <w:t xml:space="preserve">Run</w:t>
-      </w:r>
-      <w:r>
-        <w:t xml:space="preserve">.</w:t>
+        <w:t xml:space="preserve">"How do I export my results to Word?"</w:t>
       </w:r>
     </w:p>
     <w:p>
@@ -16390,7 +16313,25 @@
         <w:spacing w:after="140"/>
       </w:pPr>
       <w:r>
-        <w:t xml:space="preserve">When a question needs new variables, the assistant prepares the change and shows it to you first.</w:t>
+        <w:t xml:space="preserve">Ask one thing at a time and use your own words; you do not need variable names. You can ask follow-up questions ("Why not ANOVA?", "How do I report that?").</w:t>
+      </w:r>
+    </w:p>
+    <w:p>
+      <w:pPr>
+        <w:pStyle w:val="Heading3"/>
+      </w:pPr>
+      <w:bookmarkStart w:name="what-it-does-with-your-question" w:id="67"/>
+      <w:r>
+        <w:t xml:space="preserve">What it does with your question</w:t>
+      </w:r>
+      <w:bookmarkEnd w:id="67"/>
+    </w:p>
+    <w:p>
+      <w:pPr>
+        <w:spacing w:after="140"/>
+      </w:pPr>
+      <w:r>
+        <w:t xml:space="preserve">The assistant does not guess. It checks your variables, runs the analysis in Socius on your data and reads the real tables before it answers.</w:t>
       </w:r>
     </w:p>
     <w:p>
@@ -16401,9 +16342,9 @@
       <w:r>
         <w:drawing>
           <wp:inline distT="0" distB="0" distL="0" distR="0">
-            <wp:extent cx="3857625" cy="4324350"/>
+            <wp:extent cx="4029075" cy="4324350"/>
             <wp:effectExtent t="0" r="0" b="0" l="0"/>
-            <wp:docPr id="1" name="assistant-proposal.png" descr="Asked to build a trust scale, the assistant first proposes to reverse trust3 (1). Nothing changes until you click Apply (2). Example answer; your AI's wording will differ." title="Asked to build a trust scale, the assistant first proposes to reverse trust3 (1). Nothing changes until you click Apply "/>
+            <wp:docPr id="1" name="assistant-answer.png" descr="The assistant answers a question about life satisfaction. What I did (1) lists each step; the card (2) adds the t-test to Output. Example answer; your AI's wording will differ." title="The assistant answers a question about life satisfaction. What I did (1) lists each step; the card (2) adds the t-test t"/>
             <wp:cNvGraphicFramePr>
               <a:graphicFrameLocks xmlns:a="http://schemas.openxmlformats.org/drawingml/2006/main" noChangeAspect="1"/>
             </wp:cNvGraphicFramePr>
@@ -16426,7 +16367,7 @@
                   <pic:spPr bwMode="auto">
                     <a:xfrm>
                       <a:off x="0" y="0"/>
-                      <a:ext cx="3857625" cy="4324350"/>
+                      <a:ext cx="4029075" cy="4324350"/>
                     </a:xfrm>
                     <a:prstGeom prst="rect">
                       <a:avLst/>
@@ -16444,66 +16385,8 @@
         <w:pStyle w:val="Caption"/>
       </w:pPr>
       <w:r>
-        <w:t xml:space="preserve">Asked to build a trust scale, the assistant first proposes to reverse trust3 (1). Nothing changes until you click Apply (2). Example answer; your AI's wording will differ.</w:t>
-      </w:r>
-    </w:p>
-    <w:p>
-      <w:pPr>
-        <w:spacing w:after="140"/>
-      </w:pPr>
-      <w:r>
-        <w:t xml:space="preserve">A </w:t>
-      </w:r>
-      <w:r>
-        <w:rPr>
-          <w:b/>
-          <w:bCs/>
-        </w:rPr>
-        <w:t xml:space="preserve">Proposed change</w:t>
-      </w:r>
-      <w:r>
-        <w:t xml:space="preserve"> card (1) describes the recode, reverse-coding, scale or computed variable, shows the first cases before and after, and gives the SPSS syntax. Nothing changes until you click </w:t>
-      </w:r>
-      <w:r>
-        <w:rPr>
-          <w:b/>
-          <w:bCs/>
-        </w:rPr>
-        <w:t xml:space="preserve">Apply</w:t>
-      </w:r>
-      <w:r>
-        <w:t xml:space="preserve"> (2); </w:t>
-      </w:r>
-      <w:r>
-        <w:rPr>
-          <w:b/>
-          <w:bCs/>
-        </w:rPr>
-        <w:t xml:space="preserve">Dismiss</w:t>
-      </w:r>
-      <w:r>
-        <w:t xml:space="preserve"> throws the proposal away. After Apply, the change is logged in Output like any Transform command, and </w:t>
-      </w:r>
-      <w:r>
-        <w:rPr>
-          <w:b/>
-          <w:bCs/>
-        </w:rPr>
-        <w:t xml:space="preserve">Edit &gt; Undo</w:t>
-      </w:r>
-      <w:r>
-        <w:t xml:space="preserve"> reverses it. The assistant only creates new variables; it never overwrites your data.</w:t>
-      </w:r>
-    </w:p>
-    <w:p>
-      <w:pPr>
-        <w:pStyle w:val="Heading3"/>
-      </w:pPr>
-      <w:bookmarkStart w:name="know-its-limits" w:id="68"/>
-      <w:r>
-        <w:t xml:space="preserve">Know its limits</w:t>
-      </w:r>
-      <w:bookmarkEnd w:id="68"/>
+        <w:t xml:space="preserve">The assistant answers a question about life satisfaction. What I did (1) lists each step; the card (2) adds the t-test to Output. Example answer; your AI's wording will differ.</w:t>
+      </w:r>
     </w:p>
     <w:p>
       <w:pPr>
@@ -16519,10 +16402,10 @@
           <w:b/>
           <w:bCs/>
         </w:rPr>
-        <w:t xml:space="preserve">It can be wrong.</w:t>
-      </w:r>
-      <w:r>
-        <w:t xml:space="preserve"> It may misread a table, pick an unsuitable test or phrase a finding too strongly. Check its numbers against the tables in Output, and think about whether its advice fits your research question.</w:t>
+        <w:t xml:space="preserve">What I did</w:t>
+      </w:r>
+      <w:r>
+        <w:t xml:space="preserve"> (1) lists every step it took, such as "Looked at life_sat, migrant" and "Ran Independent-Samples T Test: life_sat by migrant". Click it to see the steps.</w:t>
       </w:r>
     </w:p>
     <w:p>
@@ -16535,22 +16418,16 @@
         <w:spacing w:after="60"/>
       </w:pPr>
       <w:r>
-        <w:rPr>
-          <w:b/>
-          <w:bCs/>
-        </w:rPr>
-        <w:t xml:space="preserve">Free tiers have limits.</w:t>
-      </w:r>
-      <w:r>
-        <w:t xml:space="preserve"> Google's free tier allows only a few requests a minute and a daily allowance. The assistant paces itself, so a complex question can take 20 to 60 seconds. If you see "Too many AI requests at once, or the free allowance is used up for now", wait a minute (or until the next day) and click </w:t>
-      </w:r>
-      <w:r>
-        <w:rPr>
-          <w:b/>
-          <w:bCs/>
-        </w:rPr>
-        <w:t xml:space="preserve">Retry</w:t>
-      </w:r>
+        <w:t xml:space="preserve">The answer quotes the real numbers, here t(628) = 4.51, p &lt; .001, d = 0.36, the same as in </w:t>
+      </w:r>
+      <w:hyperlink w:history="1" w:anchor="comparing-two-groups-the-independent-samples-t-test">
+        <w:r>
+          <w:rPr>
+            <w:rStyle w:val="Hyperlink"/>
+          </w:rPr>
+          <w:t xml:space="preserve">Comparing two groups</w:t>
+        </w:r>
+      </w:hyperlink>
       <w:r>
         <w:t xml:space="preserve">.</w:t>
       </w:r>
@@ -16565,14 +16442,27 @@
         <w:spacing w:after="60"/>
       </w:pPr>
       <w:r>
-        <w:rPr>
-          <w:b/>
-          <w:bCs/>
-        </w:rPr>
-        <w:t xml:space="preserve">The on-device model is weaker.</w:t>
-      </w:r>
-      <w:r>
-        <w:t xml:space="preserve"> On this computer, the assistant works with a small model: slower, with fewer tools and simpler answers. For the assistant, Gemini works much better. Use anonymised data with it.</w:t>
+        <w:t xml:space="preserve">An analysis the assistant runs is </w:t>
+      </w:r>
+      <w:r>
+        <w:rPr>
+          <w:b/>
+          <w:bCs/>
+        </w:rPr>
+        <w:t xml:space="preserve">not</w:t>
+      </w:r>
+      <w:r>
+        <w:t xml:space="preserve"> added to Output by itself. Click </w:t>
+      </w:r>
+      <w:r>
+        <w:rPr>
+          <w:b/>
+          <w:bCs/>
+        </w:rPr>
+        <w:t xml:space="preserve">Add this analysis to Output</w:t>
+      </w:r>
+      <w:r>
+        <w:t xml:space="preserve"> (2) to keep it.</w:t>
       </w:r>
     </w:p>
     <w:p>
@@ -16585,52 +16475,35 @@
         <w:spacing w:after="160"/>
       </w:pPr>
       <w:r>
-        <w:rPr>
-          <w:b/>
-          <w:bCs/>
-        </w:rPr>
-        <w:t xml:space="preserve">It cannot replace your judgement</w:t>
-      </w:r>
-      <w:r>
-        <w:t xml:space="preserve"> or your supervisor. It is a tutor at your side, not an authority.</w:t>
-      </w:r>
-    </w:p>
-    <w:p>
-      <w:pPr>
-        <w:pStyle w:val="Heading2"/>
-      </w:pPr>
-      <w:bookmarkStart w:name="ai-in-text-coding" w:id="69"/>
-      <w:r>
-        <w:t xml:space="preserve">AI in Text coding</w:t>
-      </w:r>
-      <w:bookmarkEnd w:id="69"/>
+        <w:t xml:space="preserve">Some answers end with </w:t>
+      </w:r>
+      <w:r>
+        <w:rPr>
+          <w:b/>
+          <w:bCs/>
+        </w:rPr>
+        <w:t xml:space="preserve">Open dialog</w:t>
+      </w:r>
+      <w:r>
+        <w:t xml:space="preserve">, which opens the analysis dialog with the variables filled in. Check them and click </w:t>
+      </w:r>
+      <w:r>
+        <w:rPr>
+          <w:b/>
+          <w:bCs/>
+        </w:rPr>
+        <w:t xml:space="preserve">Run</w:t>
+      </w:r>
+      <w:r>
+        <w:t xml:space="preserve">.</w:t>
+      </w:r>
     </w:p>
     <w:p>
       <w:pPr>
         <w:spacing w:after="140"/>
       </w:pPr>
       <w:r>
-        <w:t xml:space="preserve">In the Text coding tab, the </w:t>
-      </w:r>
-      <w:r>
-        <w:rPr>
-          <w:b/>
-          <w:bCs/>
-        </w:rPr>
-        <w:t xml:space="preserve">AI suggestions</w:t>
-      </w:r>
-      <w:r>
-        <w:t xml:space="preserve"> button in the toolbar has three helpers. If AI is not set up, the button is greyed out and a </w:t>
-      </w:r>
-      <w:r>
-        <w:rPr>
-          <w:b/>
-          <w:bCs/>
-        </w:rPr>
-        <w:t xml:space="preserve">Set up AI</w:t>
-      </w:r>
-      <w:r>
-        <w:t xml:space="preserve"> link sits next to it.</w:t>
+        <w:t xml:space="preserve">When a question needs new variables, the assistant prepares the change and shows it to you first.</w:t>
       </w:r>
     </w:p>
     <w:p>
@@ -16641,9 +16514,9 @@
       <w:r>
         <w:drawing>
           <wp:inline distT="0" distB="0" distL="0" distR="0">
-            <wp:extent cx="4591050" cy="1876425"/>
+            <wp:extent cx="3857625" cy="4324350"/>
             <wp:effectExtent t="0" r="0" b="0" l="0"/>
-            <wp:docPr id="1" name="coding-ai.png" descr="The AI suggestions menu (1) in the Text coding toolbar." title="The AI suggestions menu (1) in the Text coding toolbar."/>
+            <wp:docPr id="1" name="assistant-proposal.png" descr="Asked to build a trust scale, the assistant first proposes to reverse trust3 (1). Nothing changes until you click Apply (2). Example answer; your AI's wording will differ." title="Asked to build a trust scale, the assistant first proposes to reverse trust3 (1). Nothing changes until you click Apply "/>
             <wp:cNvGraphicFramePr>
               <a:graphicFrameLocks xmlns:a="http://schemas.openxmlformats.org/drawingml/2006/main" noChangeAspect="1"/>
             </wp:cNvGraphicFramePr>
@@ -16666,6 +16539,256 @@
                   <pic:spPr bwMode="auto">
                     <a:xfrm>
                       <a:off x="0" y="0"/>
+                      <a:ext cx="3857625" cy="4324350"/>
+                    </a:xfrm>
+                    <a:prstGeom prst="rect">
+                      <a:avLst/>
+                    </a:prstGeom>
+                  </pic:spPr>
+                </pic:pic>
+              </a:graphicData>
+            </a:graphic>
+          </wp:inline>
+        </w:drawing>
+      </w:r>
+    </w:p>
+    <w:p>
+      <w:pPr>
+        <w:pStyle w:val="Caption"/>
+      </w:pPr>
+      <w:r>
+        <w:t xml:space="preserve">Asked to build a trust scale, the assistant first proposes to reverse trust3 (1). Nothing changes until you click Apply (2). Example answer; your AI's wording will differ.</w:t>
+      </w:r>
+    </w:p>
+    <w:p>
+      <w:pPr>
+        <w:spacing w:after="140"/>
+      </w:pPr>
+      <w:r>
+        <w:t xml:space="preserve">A </w:t>
+      </w:r>
+      <w:r>
+        <w:rPr>
+          <w:b/>
+          <w:bCs/>
+        </w:rPr>
+        <w:t xml:space="preserve">Proposed change</w:t>
+      </w:r>
+      <w:r>
+        <w:t xml:space="preserve"> card (1) describes the recode, reverse-coding, scale or computed variable, shows the first cases before and after, and gives the SPSS syntax. Nothing changes until you click </w:t>
+      </w:r>
+      <w:r>
+        <w:rPr>
+          <w:b/>
+          <w:bCs/>
+        </w:rPr>
+        <w:t xml:space="preserve">Apply</w:t>
+      </w:r>
+      <w:r>
+        <w:t xml:space="preserve"> (2); </w:t>
+      </w:r>
+      <w:r>
+        <w:rPr>
+          <w:b/>
+          <w:bCs/>
+        </w:rPr>
+        <w:t xml:space="preserve">Dismiss</w:t>
+      </w:r>
+      <w:r>
+        <w:t xml:space="preserve"> throws the proposal away. After Apply, the change is logged in Output like any Transform command, and </w:t>
+      </w:r>
+      <w:r>
+        <w:rPr>
+          <w:b/>
+          <w:bCs/>
+        </w:rPr>
+        <w:t xml:space="preserve">Edit &gt; Undo</w:t>
+      </w:r>
+      <w:r>
+        <w:t xml:space="preserve"> reverses it. The assistant only creates new variables; it never overwrites your data.</w:t>
+      </w:r>
+    </w:p>
+    <w:p>
+      <w:pPr>
+        <w:pStyle w:val="Heading3"/>
+      </w:pPr>
+      <w:bookmarkStart w:name="know-its-limits" w:id="68"/>
+      <w:r>
+        <w:t xml:space="preserve">Know its limits</w:t>
+      </w:r>
+      <w:bookmarkEnd w:id="68"/>
+    </w:p>
+    <w:p>
+      <w:pPr>
+        <w:pStyle w:val="ListParagraph"/>
+        <w:numPr>
+          <w:ilvl w:val="0"/>
+          <w:numId w:val="2"/>
+        </w:numPr>
+        <w:spacing w:after="60"/>
+      </w:pPr>
+      <w:r>
+        <w:rPr>
+          <w:b/>
+          <w:bCs/>
+        </w:rPr>
+        <w:t xml:space="preserve">It can be wrong.</w:t>
+      </w:r>
+      <w:r>
+        <w:t xml:space="preserve"> It may misread a table, pick an unsuitable test or phrase a finding too strongly. Check its numbers against the tables in Output, and think about whether its advice fits your research question.</w:t>
+      </w:r>
+    </w:p>
+    <w:p>
+      <w:pPr>
+        <w:pStyle w:val="ListParagraph"/>
+        <w:numPr>
+          <w:ilvl w:val="0"/>
+          <w:numId w:val="2"/>
+        </w:numPr>
+        <w:spacing w:after="60"/>
+      </w:pPr>
+      <w:r>
+        <w:rPr>
+          <w:b/>
+          <w:bCs/>
+        </w:rPr>
+        <w:t xml:space="preserve">Free tiers have limits.</w:t>
+      </w:r>
+      <w:r>
+        <w:t xml:space="preserve"> Google's free tier allows only a few requests a minute and a daily allowance. The assistant paces itself, so a complex question can take 20 to 60 seconds. If you see "Too many AI requests at once, or the free allowance is used up for now", wait a minute (or until the next day) and click </w:t>
+      </w:r>
+      <w:r>
+        <w:rPr>
+          <w:b/>
+          <w:bCs/>
+        </w:rPr>
+        <w:t xml:space="preserve">Retry</w:t>
+      </w:r>
+      <w:r>
+        <w:t xml:space="preserve">.</w:t>
+      </w:r>
+    </w:p>
+    <w:p>
+      <w:pPr>
+        <w:pStyle w:val="ListParagraph"/>
+        <w:numPr>
+          <w:ilvl w:val="0"/>
+          <w:numId w:val="2"/>
+        </w:numPr>
+        <w:spacing w:after="60"/>
+      </w:pPr>
+      <w:r>
+        <w:rPr>
+          <w:b/>
+          <w:bCs/>
+        </w:rPr>
+        <w:t xml:space="preserve">The on-device model is weaker.</w:t>
+      </w:r>
+      <w:r>
+        <w:t xml:space="preserve"> On this computer, the assistant works with a small model: slower, with fewer tools and simpler answers. For the assistant, Gemini works much better. Use anonymised data with it.</w:t>
+      </w:r>
+    </w:p>
+    <w:p>
+      <w:pPr>
+        <w:pStyle w:val="ListParagraph"/>
+        <w:numPr>
+          <w:ilvl w:val="0"/>
+          <w:numId w:val="2"/>
+        </w:numPr>
+        <w:spacing w:after="160"/>
+      </w:pPr>
+      <w:r>
+        <w:rPr>
+          <w:b/>
+          <w:bCs/>
+        </w:rPr>
+        <w:t xml:space="preserve">It cannot replace your judgement</w:t>
+      </w:r>
+      <w:r>
+        <w:t xml:space="preserve"> or your supervisor. It is a tutor at your side, not an authority.</w:t>
+      </w:r>
+    </w:p>
+    <w:p>
+      <w:pPr>
+        <w:pStyle w:val="Heading2"/>
+      </w:pPr>
+      <w:bookmarkStart w:name="ai-in-text-coding" w:id="69"/>
+      <w:r>
+        <w:t xml:space="preserve">AI in Text coding</w:t>
+      </w:r>
+      <w:bookmarkEnd w:id="69"/>
+    </w:p>
+    <w:p>
+      <w:pPr>
+        <w:spacing w:after="140"/>
+      </w:pPr>
+      <w:r>
+        <w:t xml:space="preserve">The coding helpers live in the </w:t>
+      </w:r>
+      <w:r>
+        <w:rPr>
+          <w:b/>
+          <w:bCs/>
+        </w:rPr>
+        <w:t xml:space="preserve">AI</w:t>
+      </w:r>
+      <w:r>
+        <w:t xml:space="preserve"> menu. In the Text coding tab, the </w:t>
+      </w:r>
+      <w:r>
+        <w:rPr>
+          <w:b/>
+          <w:bCs/>
+        </w:rPr>
+        <w:t xml:space="preserve">AI suggestions</w:t>
+      </w:r>
+      <w:r>
+        <w:t xml:space="preserve"> button in the toolbar is a shortcut to the same three items. If AI is not set up, the button is greyed out and a </w:t>
+      </w:r>
+      <w:r>
+        <w:rPr>
+          <w:b/>
+          <w:bCs/>
+        </w:rPr>
+        <w:t xml:space="preserve">Set up AI</w:t>
+      </w:r>
+      <w:r>
+        <w:t xml:space="preserve"> link sits next to it.</w:t>
+      </w:r>
+    </w:p>
+    <w:p>
+      <w:pPr>
+        <w:keepNext/>
+        <w:spacing w:after="60" w:before="160"/>
+      </w:pPr>
+      <w:r>
+        <w:drawing>
+          <wp:inline distT="0" distB="0" distL="0" distR="0">
+            <wp:extent cx="4591050" cy="1876425"/>
+            <wp:effectExtent t="0" r="0" b="0" l="0"/>
+            <wp:docPr id="1" name="coding-ai.png" descr="The AI suggestions menu (1) in the Text coding toolbar." title="The AI suggestions menu (1) in the Text coding toolbar."/>
+            <wp:cNvGraphicFramePr>
+              <a:graphicFrameLocks xmlns:a="http://schemas.openxmlformats.org/drawingml/2006/main" noChangeAspect="1"/>
+            </wp:cNvGraphicFramePr>
+            <a:graphic xmlns:a="http://schemas.openxmlformats.org/drawingml/2006/main">
+              <a:graphicData uri="http://schemas.openxmlformats.org/drawingml/2006/picture">
+                <pic:pic xmlns:pic="http://schemas.openxmlformats.org/drawingml/2006/picture">
+                  <pic:nvPicPr>
+                    <pic:cNvPr id="0" name="" descr=""/>
+                    <pic:cNvPicPr>
+                      <a:picLocks noChangeAspect="1" noChangeArrowheads="1"/>
+                    </pic:cNvPicPr>
+                  </pic:nvPicPr>
+                  <pic:blipFill>
+                    <a:blip r:embed="rId60" cstate="none"/>
+                    <a:srcRect/>
+                    <a:stretch>
+                      <a:fillRect/>
+                    </a:stretch>
+                  </pic:blipFill>
+                  <pic:spPr bwMode="auto">
+                    <a:xfrm>
+                      <a:off x="0" y="0"/>
                       <a:ext cx="4591050" cy="1876425"/>
                     </a:xfrm>
                     <a:prstGeom prst="rect">
@@ -16731,7 +16854,7 @@
           <w:b/>
           <w:bCs/>
         </w:rPr>
-        <w:t xml:space="preserve">Suggest codes for responses</w:t>
+        <w:t xml:space="preserve">Suggest codes for open-ended answers</w:t>
       </w:r>
       <w:r>
         <w:t xml:space="preserve"> applies your existing codebook to open-ended answers and suggests codes for each one. You </w:t>
@@ -17018,7 +17141,7 @@
                     </pic:cNvPicPr>
                   </pic:nvPicPr>
                   <pic:blipFill>
-                    <a:blip r:embed="rId60" cstate="none"/>
+                    <a:blip r:embed="rId61" cstate="none"/>
                     <a:srcRect/>
                     <a:stretch>
                       <a:fillRect/>
@@ -18077,7 +18200,7 @@
           <w:b/>
           <w:bCs/>
         </w:rPr>
-        <w:t xml:space="preserve">Suggest codes for responses</w:t>
+        <w:t xml:space="preserve">Suggest codes for open-ended answers</w:t>
       </w:r>
       <w:r>
         <w:t xml:space="preserve"> needs imported answers and at least one code, and </w:t>
@@ -18165,7 +18288,7 @@
         <w:t xml:space="preserve">Help &gt; Keyboard shortcuts</w:t>
       </w:r>
       <w:r>
-        <w:t xml:space="preserve"> lists them all. The two most useful are </w:t>
+        <w:t xml:space="preserve"> lists them all, including the keys of the Responses view in Text coding. The two most useful are </w:t>
       </w:r>
       <w:r>
         <w:rPr>
@@ -18248,7 +18371,7 @@
       <w:r>
         <w:t xml:space="preserve"> at the top right of the screen. A form opens on GitHub in a new tab. You can also go there directly: </w:t>
       </w:r>
-      <w:hyperlink w:history="1" r:id="rIdsrssme1hvaq8dnbybqcl2">
+      <w:hyperlink w:history="1" r:id="rId7sb6makhphhftobpr28y6">
         <w:r>
           <w:rPr>
             <w:rStyle w:val="Hyperlink"/>
@@ -18267,7 +18390,7 @@
           <wp:inline distT="0" distB="0" distL="0" distR="0">
             <wp:extent cx="2447925" cy="2552700"/>
             <wp:effectExtent t="0" r="0" b="0" l="0"/>
-            <wp:docPr id="1" name="help-menu.png" descr="The Help menu, with the user guide, the AI settings and the feedback form." title="The Help menu, with the user guide, the AI settings and the feedback form."/>
+            <wp:docPr id="1" name="help-menu.png" descr="The Help menu, with the user guide, the keyboard shortcuts and the feedback form. AI set-up is in the AI menu." title="The Help menu, with the user guide, the keyboard shortcuts and the feedback form. AI set-up is in the AI menu."/>
             <wp:cNvGraphicFramePr>
               <a:graphicFrameLocks xmlns:a="http://schemas.openxmlformats.org/drawingml/2006/main" noChangeAspect="1"/>
             </wp:cNvGraphicFramePr>
@@ -18281,7 +18404,7 @@
                     </pic:cNvPicPr>
                   </pic:nvPicPr>
                   <pic:blipFill>
-                    <a:blip r:embed="rId61" cstate="none"/>
+                    <a:blip r:embed="rId62" cstate="none"/>
                     <a:srcRect/>
                     <a:stretch>
                       <a:fillRect/>
@@ -18308,7 +18431,7 @@
         <w:pStyle w:val="Caption"/>
       </w:pPr>
       <w:r>
-        <w:t xml:space="preserve">The Help menu, with the user guide, the AI settings and the feedback form.</w:t>
+        <w:t xml:space="preserve">The Help menu, with the user guide, the keyboard shortcuts and the feedback form. AI set-up is in the AI menu.</w:t>
       </w:r>
     </w:p>
     <w:p>
@@ -19747,14 +19870,7 @@
                 <w:sz w:val="20"/>
                 <w:szCs w:val="20"/>
               </w:rPr>
-              <w:t xml:space="preserve">Export report &gt; Word (.docx)</w:t>
-            </w:r>
-            <w:r>
-              <w:rPr>
-                <w:sz w:val="20"/>
-                <w:szCs w:val="20"/>
-              </w:rPr>
-              <w:t xml:space="preserve"> in Output</w:t>
+              <w:t xml:space="preserve">File &gt; Export output report &gt; Word document (.docx)</w:t>
             </w:r>
           </w:p>
         </w:tc>
@@ -20059,7 +20175,7 @@
                 <w:sz w:val="20"/>
                 <w:szCs w:val="20"/>
               </w:rPr>
-              <w:t xml:space="preserve">Set up AI help</w:t>
+              <w:t xml:space="preserve">Set up AI</w:t>
             </w:r>
           </w:p>
         </w:tc>
